--- a/FuentesCurso/UD 08. Introduccion a Kubernetes/UD 08.03 - Caso practico 01 - Aplicacion Flask con Kubernetes.docx
+++ b/FuentesCurso/UD 08. Introduccion a Kubernetes/UD 08.03 - Caso practico 01 - Aplicacion Flask con Kubernetes.docx
@@ -22,12 +22,13 @@
         <w:rPr>
           <w:rFonts w:ascii="Proxima Nova" w:cs="Proxima Nova" w:eastAsia="Proxima Nova" w:hAnsi="Proxima Nova"/>
           <w:b w:val="0"/>
+          <w:bCs w:val="0"/>
           <w:color w:val="669966"/>
           <w:sz w:val="48"/>
           <w:szCs w:val="48"/>
           <w:rtl w:val="0"/>
         </w:rPr>
-        <w:t xml:space="preserve">Introducción a Docker</w:t>
+        <w:t xml:space="preserve">Introducción a Docker y Kubernetes</w:t>
       </w:r>
       <w:r>
         <w:rPr>
@@ -73,12 +74,12 @@
           <wp:inline distB="114300" distT="114300" distL="114300" distR="114300">
             <wp:extent cx="447675" cy="57150"/>
             <wp:effectExtent b="0" l="0" r="0" t="0"/>
-            <wp:docPr descr="short line" id="7" name="image18.png"/>
+            <wp:docPr descr="short line" id="10" name="image2.png"/>
             <a:graphic>
               <a:graphicData uri="http://schemas.openxmlformats.org/drawingml/2006/picture">
                 <pic:pic>
                   <pic:nvPicPr>
-                    <pic:cNvPr descr="short line" id="0" name="image18.png"/>
+                    <pic:cNvPr descr="short line" id="0" name="image2.png"/>
                     <pic:cNvPicPr preferRelativeResize="0"/>
                   </pic:nvPicPr>
                   <pic:blipFill>
@@ -129,7 +130,7 @@
           <wp:inline distB="114300" distT="114300" distL="114300" distR="114300">
             <wp:extent cx="6120000" cy="444500"/>
             <wp:effectExtent b="0" l="0" r="0" t="0"/>
-            <wp:docPr id="8" name="image1.png"/>
+            <wp:docPr id="11" name="image1.png"/>
             <a:graphic>
               <a:graphicData uri="http://schemas.openxmlformats.org/drawingml/2006/picture">
                 <pic:pic>
@@ -291,7 +292,7 @@
           <w:szCs w:val="32"/>
           <w:rtl w:val="0"/>
         </w:rPr>
-        <w:t xml:space="preserve">Actualizado Febrero 2025</w:t>
+        <w:t xml:space="preserve">Actualizado Enero 2026</w:t>
       </w:r>
     </w:p>
     <w:p>
@@ -322,6 +323,7 @@
         <w:rPr>
           <w:rFonts w:ascii="Verdana" w:cs="Verdana" w:eastAsia="Verdana" w:hAnsi="Verdana"/>
           <w:b w:val="1"/>
+          <w:bCs w:val="1"/>
           <w:sz w:val="20"/>
           <w:szCs w:val="20"/>
         </w:rPr>
@@ -346,6 +348,7 @@
         <w:rPr>
           <w:rFonts w:ascii="Verdana" w:cs="Verdana" w:eastAsia="Verdana" w:hAnsi="Verdana"/>
           <w:b w:val="1"/>
+          <w:bCs w:val="1"/>
           <w:sz w:val="20"/>
           <w:szCs w:val="20"/>
           <w:rtl w:val="0"/>
@@ -374,12 +377,12 @@
             <wp:extent cx="922564" cy="322898"/>
             <wp:effectExtent b="0" l="0" r="0" t="0"/>
             <wp:wrapSquare wrapText="bothSides" distB="57150" distT="57150" distL="57150" distR="57150"/>
-            <wp:docPr id="2" name="image17.png"/>
+            <wp:docPr id="8" name="image3.png"/>
             <a:graphic>
               <a:graphicData uri="http://schemas.openxmlformats.org/drawingml/2006/picture">
                 <pic:pic>
                   <pic:nvPicPr>
-                    <pic:cNvPr id="0" name="image17.png"/>
+                    <pic:cNvPr id="0" name="image3.png"/>
                     <pic:cNvPicPr preferRelativeResize="0"/>
                   </pic:nvPicPr>
                   <pic:blipFill>
@@ -464,6 +467,7 @@
         <w:ind w:left="0" w:right="57" w:firstLine="0"/>
         <w:rPr>
           <w:b w:val="1"/>
+          <w:bCs w:val="1"/>
         </w:rPr>
       </w:pPr>
       <w:r>
@@ -477,6 +481,7 @@
       <w:r>
         <w:rPr>
           <w:b w:val="1"/>
+          <w:bCs w:val="1"/>
           <w:rtl w:val="0"/>
         </w:rPr>
         <w:t xml:space="preserve">Importante</w:t>
@@ -507,6 +512,7 @@
         <w:ind w:left="0" w:right="57" w:firstLine="0"/>
         <w:rPr>
           <w:b w:val="1"/>
+          <w:bCs w:val="1"/>
         </w:rPr>
       </w:pPr>
       <w:r>
@@ -530,6 +536,7 @@
       <w:r>
         <w:rPr>
           <w:b w:val="1"/>
+          <w:bCs w:val="1"/>
           <w:rtl w:val="0"/>
         </w:rPr>
         <w:t xml:space="preserve">Atención</w:t>
@@ -560,6 +567,7 @@
         <w:ind w:left="0" w:right="57" w:firstLine="0"/>
         <w:rPr>
           <w:b w:val="1"/>
+          <w:bCs w:val="1"/>
         </w:rPr>
       </w:pPr>
       <w:r>
@@ -579,6 +587,7 @@
       <w:r>
         <w:rPr>
           <w:b w:val="1"/>
+          <w:bCs w:val="1"/>
           <w:rtl w:val="0"/>
         </w:rPr>
         <w:t xml:space="preserve">Interesante</w:t>
@@ -586,6 +595,7 @@
     </w:p>
     <w:sdt>
       <w:sdtPr>
+        <w:id w:val="-766880493"/>
         <w:docPartObj>
           <w:docPartGallery w:val="Table of Contents"/>
           <w:docPartUnique w:val="1"/>
@@ -601,6 +611,7 @@
             <w:jc w:val="left"/>
             <w:rPr>
               <w:b w:val="1"/>
+              <w:bCs w:val="1"/>
               <w:color w:val="000000"/>
               <w:u w:val="none"/>
             </w:rPr>
@@ -615,7 +626,9 @@
               <w:rPr>
                 <w:rFonts w:ascii="Verdana" w:cs="Verdana" w:eastAsia="Verdana" w:hAnsi="Verdana"/>
                 <w:b w:val="1"/>
+                <w:bCs w:val="1"/>
                 <w:i w:val="0"/>
+                <w:iCs w:val="0"/>
                 <w:smallCaps w:val="0"/>
                 <w:strike w:val="0"/>
                 <w:color w:val="000000"/>
@@ -646,6 +659,7 @@
             <w:jc w:val="left"/>
             <w:rPr>
               <w:b w:val="1"/>
+              <w:bCs w:val="1"/>
               <w:color w:val="000000"/>
               <w:u w:val="none"/>
             </w:rPr>
@@ -655,7 +669,9 @@
               <w:rPr>
                 <w:rFonts w:ascii="Verdana" w:cs="Verdana" w:eastAsia="Verdana" w:hAnsi="Verdana"/>
                 <w:b w:val="1"/>
+                <w:bCs w:val="1"/>
                 <w:i w:val="0"/>
+                <w:iCs w:val="0"/>
                 <w:smallCaps w:val="0"/>
                 <w:strike w:val="0"/>
                 <w:color w:val="000000"/>
@@ -686,6 +702,7 @@
             <w:jc w:val="left"/>
             <w:rPr>
               <w:b w:val="1"/>
+              <w:bCs w:val="1"/>
               <w:color w:val="000000"/>
               <w:u w:val="none"/>
             </w:rPr>
@@ -695,7 +712,9 @@
               <w:rPr>
                 <w:rFonts w:ascii="Verdana" w:cs="Verdana" w:eastAsia="Verdana" w:hAnsi="Verdana"/>
                 <w:b w:val="1"/>
+                <w:bCs w:val="1"/>
                 <w:i w:val="0"/>
+                <w:iCs w:val="0"/>
                 <w:smallCaps w:val="0"/>
                 <w:strike w:val="0"/>
                 <w:color w:val="000000"/>
@@ -726,6 +745,7 @@
             <w:jc w:val="left"/>
             <w:rPr>
               <w:b w:val="1"/>
+              <w:bCs w:val="1"/>
               <w:color w:val="000000"/>
               <w:u w:val="none"/>
             </w:rPr>
@@ -735,7 +755,9 @@
               <w:rPr>
                 <w:rFonts w:ascii="Verdana" w:cs="Verdana" w:eastAsia="Verdana" w:hAnsi="Verdana"/>
                 <w:b w:val="1"/>
+                <w:bCs w:val="1"/>
                 <w:i w:val="0"/>
+                <w:iCs w:val="0"/>
                 <w:smallCaps w:val="0"/>
                 <w:strike w:val="0"/>
                 <w:color w:val="000000"/>
@@ -766,6 +788,7 @@
             <w:jc w:val="left"/>
             <w:rPr>
               <w:b w:val="1"/>
+              <w:bCs w:val="1"/>
               <w:color w:val="000000"/>
               <w:u w:val="none"/>
             </w:rPr>
@@ -775,7 +798,9 @@
               <w:rPr>
                 <w:rFonts w:ascii="Verdana" w:cs="Verdana" w:eastAsia="Verdana" w:hAnsi="Verdana"/>
                 <w:b w:val="1"/>
+                <w:bCs w:val="1"/>
                 <w:i w:val="0"/>
+                <w:iCs w:val="0"/>
                 <w:smallCaps w:val="0"/>
                 <w:strike w:val="0"/>
                 <w:color w:val="000000"/>
@@ -806,6 +831,7 @@
             <w:jc w:val="left"/>
             <w:rPr>
               <w:b w:val="1"/>
+              <w:bCs w:val="1"/>
               <w:color w:val="000000"/>
               <w:u w:val="none"/>
             </w:rPr>
@@ -815,7 +841,9 @@
               <w:rPr>
                 <w:rFonts w:ascii="Verdana" w:cs="Verdana" w:eastAsia="Verdana" w:hAnsi="Verdana"/>
                 <w:b w:val="1"/>
+                <w:bCs w:val="1"/>
                 <w:i w:val="0"/>
+                <w:iCs w:val="0"/>
                 <w:smallCaps w:val="0"/>
                 <w:strike w:val="0"/>
                 <w:color w:val="000000"/>
@@ -846,6 +874,7 @@
             <w:jc w:val="left"/>
             <w:rPr>
               <w:b w:val="1"/>
+              <w:bCs w:val="1"/>
               <w:color w:val="000000"/>
               <w:u w:val="none"/>
             </w:rPr>
@@ -855,7 +884,9 @@
               <w:rPr>
                 <w:rFonts w:ascii="Verdana" w:cs="Verdana" w:eastAsia="Verdana" w:hAnsi="Verdana"/>
                 <w:b w:val="1"/>
+                <w:bCs w:val="1"/>
                 <w:i w:val="0"/>
+                <w:iCs w:val="0"/>
                 <w:smallCaps w:val="0"/>
                 <w:strike w:val="0"/>
                 <w:color w:val="000000"/>
@@ -886,6 +917,7 @@
             <w:jc w:val="left"/>
             <w:rPr>
               <w:b w:val="1"/>
+              <w:bCs w:val="1"/>
               <w:color w:val="000000"/>
               <w:u w:val="none"/>
             </w:rPr>
@@ -895,7 +927,9 @@
               <w:rPr>
                 <w:rFonts w:ascii="Verdana" w:cs="Verdana" w:eastAsia="Verdana" w:hAnsi="Verdana"/>
                 <w:b w:val="1"/>
+                <w:bCs w:val="1"/>
                 <w:i w:val="0"/>
+                <w:iCs w:val="0"/>
                 <w:smallCaps w:val="0"/>
                 <w:strike w:val="0"/>
                 <w:color w:val="000000"/>
@@ -1010,7 +1044,9 @@
       <w:r>
         <w:rPr>
           <w:b w:val="1"/>
+          <w:bCs w:val="1"/>
           <w:i w:val="1"/>
+          <w:iCs w:val="1"/>
           <w:rtl w:val="0"/>
         </w:rPr>
         <w:t xml:space="preserve">Python</w:t>
@@ -1018,6 +1054,7 @@
       <w:r>
         <w:rPr>
           <w:b w:val="1"/>
+          <w:bCs w:val="1"/>
           <w:rtl w:val="0"/>
         </w:rPr>
         <w:t xml:space="preserve">”</w:t>
@@ -1031,7 +1068,9 @@
       <w:r>
         <w:rPr>
           <w:b w:val="1"/>
+          <w:bCs w:val="1"/>
           <w:i w:val="1"/>
+          <w:iCs w:val="1"/>
           <w:rtl w:val="0"/>
         </w:rPr>
         <w:t xml:space="preserve">Flask</w:t>
@@ -1039,6 +1078,7 @@
       <w:r>
         <w:rPr>
           <w:b w:val="1"/>
+          <w:bCs w:val="1"/>
           <w:rtl w:val="0"/>
         </w:rPr>
         <w:t xml:space="preserve">”</w:t>
@@ -1068,7 +1108,9 @@
       <w:r>
         <w:rPr>
           <w:b w:val="1"/>
+          <w:bCs w:val="1"/>
           <w:i w:val="1"/>
+          <w:iCs w:val="1"/>
           <w:rtl w:val="0"/>
         </w:rPr>
         <w:t xml:space="preserve">Kubernetes</w:t>
@@ -1082,7 +1124,9 @@
       <w:r>
         <w:rPr>
           <w:b w:val="1"/>
+          <w:bCs w:val="1"/>
           <w:i w:val="1"/>
+          <w:iCs w:val="1"/>
           <w:rtl w:val="0"/>
         </w:rPr>
         <w:t xml:space="preserve">MiniKube</w:t>
@@ -1208,15 +1252,16 @@
     <w:p>
       <w:pPr>
         <w:pageBreakBefore w:val="0"/>
+        <w:jc w:val="center"/>
         <w:rPr/>
       </w:pPr>
       <w:r>
         <w:rPr/>
         <w:drawing>
           <wp:inline distB="114300" distT="114300" distL="114300" distR="114300">
-            <wp:extent cx="6120000" cy="1244600"/>
+            <wp:extent cx="5523638" cy="1614998"/>
             <wp:effectExtent b="0" l="0" r="0" t="0"/>
-            <wp:docPr id="15" name="image13.png"/>
+            <wp:docPr id="7" name="image13.png"/>
             <a:graphic>
               <a:graphicData uri="http://schemas.openxmlformats.org/drawingml/2006/picture">
                 <pic:pic>
@@ -1234,7 +1279,7 @@
                   <pic:spPr>
                     <a:xfrm>
                       <a:off x="0" y="0"/>
-                      <a:ext cx="6120000" cy="1244600"/>
+                      <a:ext cx="5523638" cy="1614998"/>
                     </a:xfrm>
                     <a:prstGeom prst="rect"/>
                     <a:ln/>
@@ -1297,7 +1342,9 @@
       <w:r>
         <w:rPr>
           <w:b w:val="1"/>
+          <w:bCs w:val="1"/>
           <w:i w:val="1"/>
+          <w:iCs w:val="1"/>
           <w:rtl w:val="0"/>
         </w:rPr>
         <w:t xml:space="preserve">Python</w:t>
@@ -1311,7 +1358,9 @@
       <w:r>
         <w:rPr>
           <w:b w:val="1"/>
+          <w:bCs w:val="1"/>
           <w:i w:val="1"/>
+          <w:iCs w:val="1"/>
           <w:rtl w:val="0"/>
         </w:rPr>
         <w:t xml:space="preserve">Flask</w:t>
@@ -1325,7 +1374,9 @@
       <w:r>
         <w:rPr>
           <w:b w:val="1"/>
+          <w:bCs w:val="1"/>
           <w:i w:val="1"/>
+          <w:iCs w:val="1"/>
           <w:rtl w:val="0"/>
         </w:rPr>
         <w:t xml:space="preserve">hostname</w:t>
@@ -1339,7 +1390,9 @@
       <w:r>
         <w:rPr>
           <w:b w:val="1"/>
+          <w:bCs w:val="1"/>
           <w:i w:val="1"/>
+          <w:iCs w:val="1"/>
           <w:rtl w:val="0"/>
         </w:rPr>
         <w:t xml:space="preserve">app.py</w:t>
@@ -1390,6 +1443,7 @@
               <w:rPr>
                 <w:rFonts w:ascii="Consolas" w:cs="Consolas" w:eastAsia="Consolas" w:hAnsi="Consolas"/>
                 <w:b w:val="1"/>
+                <w:bCs w:val="1"/>
                 <w:color w:val="333333"/>
                 <w:sz w:val="20"/>
                 <w:szCs w:val="20"/>
@@ -1400,6 +1454,7 @@
               <w:rPr>
                 <w:rFonts w:ascii="Consolas" w:cs="Consolas" w:eastAsia="Consolas" w:hAnsi="Consolas"/>
                 <w:b w:val="1"/>
+                <w:bCs w:val="1"/>
                 <w:color w:val="333333"/>
                 <w:sz w:val="20"/>
                 <w:szCs w:val="20"/>
@@ -1418,6 +1473,7 @@
               <w:rPr>
                 <w:rFonts w:ascii="Consolas" w:cs="Consolas" w:eastAsia="Consolas" w:hAnsi="Consolas"/>
                 <w:b w:val="1"/>
+                <w:bCs w:val="1"/>
                 <w:color w:val="999999"/>
                 <w:sz w:val="20"/>
                 <w:szCs w:val="20"/>
@@ -1430,6 +1486,7 @@
               <w:rPr>
                 <w:rFonts w:ascii="Consolas" w:cs="Consolas" w:eastAsia="Consolas" w:hAnsi="Consolas"/>
                 <w:b w:val="1"/>
+                <w:bCs w:val="1"/>
                 <w:color w:val="333333"/>
                 <w:sz w:val="20"/>
                 <w:szCs w:val="20"/>
@@ -1443,6 +1500,7 @@
               <w:rPr>
                 <w:rFonts w:ascii="Consolas" w:cs="Consolas" w:eastAsia="Consolas" w:hAnsi="Consolas"/>
                 <w:b w:val="1"/>
+                <w:bCs w:val="1"/>
                 <w:color w:val="990000"/>
                 <w:sz w:val="20"/>
                 <w:szCs w:val="20"/>
@@ -1455,6 +1513,7 @@
               <w:rPr>
                 <w:rFonts w:ascii="Consolas" w:cs="Consolas" w:eastAsia="Consolas" w:hAnsi="Consolas"/>
                 <w:b w:val="1"/>
+                <w:bCs w:val="1"/>
                 <w:color w:val="333333"/>
                 <w:sz w:val="20"/>
                 <w:szCs w:val="20"/>
@@ -1470,6 +1529,7 @@
               <w:rPr>
                 <w:rFonts w:ascii="Consolas" w:cs="Consolas" w:eastAsia="Consolas" w:hAnsi="Consolas"/>
                 <w:b w:val="1"/>
+                <w:bCs w:val="1"/>
                 <w:color w:val="dd1144"/>
                 <w:sz w:val="20"/>
                 <w:szCs w:val="20"/>
@@ -1482,6 +1542,7 @@
               <w:rPr>
                 <w:rFonts w:ascii="Consolas" w:cs="Consolas" w:eastAsia="Consolas" w:hAnsi="Consolas"/>
                 <w:b w:val="1"/>
+                <w:bCs w:val="1"/>
                 <w:color w:val="333333"/>
                 <w:sz w:val="20"/>
                 <w:szCs w:val="20"/>
@@ -1519,7 +1580,9 @@
       <w:r>
         <w:rPr>
           <w:b w:val="1"/>
+          <w:bCs w:val="1"/>
           <w:i w:val="1"/>
+          <w:iCs w:val="1"/>
           <w:rtl w:val="0"/>
         </w:rPr>
         <w:t xml:space="preserve">Dockerfile</w:t>
@@ -1576,6 +1639,7 @@
               <w:rPr>
                 <w:rFonts w:ascii="Consolas" w:cs="Consolas" w:eastAsia="Consolas" w:hAnsi="Consolas"/>
                 <w:i w:val="1"/>
+                <w:iCs w:val="1"/>
                 <w:color w:val="999988"/>
                 <w:sz w:val="20"/>
                 <w:szCs w:val="20"/>
@@ -1599,6 +1663,7 @@
               <w:rPr>
                 <w:rFonts w:ascii="Consolas" w:cs="Consolas" w:eastAsia="Consolas" w:hAnsi="Consolas"/>
                 <w:b w:val="1"/>
+                <w:bCs w:val="1"/>
                 <w:color w:val="333333"/>
                 <w:sz w:val="20"/>
                 <w:szCs w:val="20"/>
@@ -1644,6 +1709,7 @@
               <w:rPr>
                 <w:rFonts w:ascii="Consolas" w:cs="Consolas" w:eastAsia="Consolas" w:hAnsi="Consolas"/>
                 <w:i w:val="1"/>
+                <w:iCs w:val="1"/>
                 <w:color w:val="999988"/>
                 <w:sz w:val="20"/>
                 <w:szCs w:val="20"/>
@@ -1667,6 +1733,7 @@
               <w:rPr>
                 <w:rFonts w:ascii="Consolas" w:cs="Consolas" w:eastAsia="Consolas" w:hAnsi="Consolas"/>
                 <w:b w:val="1"/>
+                <w:bCs w:val="1"/>
                 <w:color w:val="333333"/>
                 <w:sz w:val="20"/>
                 <w:szCs w:val="20"/>
@@ -1691,6 +1758,7 @@
               <w:rPr>
                 <w:rFonts w:ascii="Consolas" w:cs="Consolas" w:eastAsia="Consolas" w:hAnsi="Consolas"/>
                 <w:i w:val="1"/>
+                <w:iCs w:val="1"/>
                 <w:color w:val="999988"/>
                 <w:sz w:val="20"/>
                 <w:szCs w:val="20"/>
@@ -1714,6 +1782,7 @@
               <w:rPr>
                 <w:rFonts w:ascii="Consolas" w:cs="Consolas" w:eastAsia="Consolas" w:hAnsi="Consolas"/>
                 <w:b w:val="1"/>
+                <w:bCs w:val="1"/>
                 <w:color w:val="333333"/>
                 <w:sz w:val="20"/>
                 <w:szCs w:val="20"/>
@@ -1738,6 +1807,7 @@
               <w:rPr>
                 <w:rFonts w:ascii="Consolas" w:cs="Consolas" w:eastAsia="Consolas" w:hAnsi="Consolas"/>
                 <w:i w:val="1"/>
+                <w:iCs w:val="1"/>
                 <w:color w:val="999988"/>
                 <w:sz w:val="20"/>
                 <w:szCs w:val="20"/>
@@ -1761,6 +1831,7 @@
               <w:rPr>
                 <w:rFonts w:ascii="Consolas" w:cs="Consolas" w:eastAsia="Consolas" w:hAnsi="Consolas"/>
                 <w:b w:val="1"/>
+                <w:bCs w:val="1"/>
                 <w:color w:val="333333"/>
                 <w:sz w:val="20"/>
                 <w:szCs w:val="20"/>
@@ -1806,6 +1877,7 @@
               <w:rPr>
                 <w:rFonts w:ascii="Consolas" w:cs="Consolas" w:eastAsia="Consolas" w:hAnsi="Consolas"/>
                 <w:i w:val="1"/>
+                <w:iCs w:val="1"/>
                 <w:color w:val="999988"/>
                 <w:sz w:val="20"/>
                 <w:szCs w:val="20"/>
@@ -1829,6 +1901,7 @@
               <w:rPr>
                 <w:rFonts w:ascii="Consolas" w:cs="Consolas" w:eastAsia="Consolas" w:hAnsi="Consolas"/>
                 <w:b w:val="1"/>
+                <w:bCs w:val="1"/>
                 <w:color w:val="333333"/>
                 <w:sz w:val="20"/>
                 <w:szCs w:val="20"/>
@@ -1936,7 +2009,7 @@
                 <w:shd w:fill="f8f8f8" w:val="clear"/>
                 <w:rtl w:val="0"/>
               </w:rPr>
-              <w:t xml:space="preserve">docker build -t sergarb1/flaskparakubernetes .</w:t>
+              <w:t xml:space="preserve">docker build -t cursodockerdocentes/flaskparakubernetes .</w:t>
             </w:r>
             <w:r>
               <w:rPr>
@@ -1968,14 +2041,14 @@
         <w:rPr/>
         <w:drawing>
           <wp:inline distB="114300" distT="114300" distL="114300" distR="114300">
-            <wp:extent cx="6120000" cy="2171700"/>
+            <wp:extent cx="6120000" cy="1079500"/>
             <wp:effectExtent b="0" l="0" r="0" t="0"/>
-            <wp:docPr id="6" name="image4.png"/>
+            <wp:docPr id="6" name="image17.png"/>
             <a:graphic>
               <a:graphicData uri="http://schemas.openxmlformats.org/drawingml/2006/picture">
                 <pic:pic>
                   <pic:nvPicPr>
-                    <pic:cNvPr id="0" name="image4.png"/>
+                    <pic:cNvPr id="0" name="image17.png"/>
                     <pic:cNvPicPr preferRelativeResize="0"/>
                   </pic:nvPicPr>
                   <pic:blipFill>
@@ -1988,7 +2061,7 @@
                   <pic:spPr>
                     <a:xfrm>
                       <a:off x="0" y="0"/>
-                      <a:ext cx="6120000" cy="2171700"/>
+                      <a:ext cx="6120000" cy="1079500"/>
                     </a:xfrm>
                     <a:prstGeom prst="rect"/>
                     <a:ln/>
@@ -2007,7 +2080,6 @@
     </w:p>
     <w:p>
       <w:pPr>
-        <w:pageBreakBefore w:val="0"/>
         <w:rPr/>
       </w:pPr>
       <w:r>
@@ -2035,6 +2107,7 @@
       <w:tr>
         <w:trPr>
           <w:cantSplit w:val="0"/>
+          <w:trHeight w:val="780" w:hRule="atLeast"/>
           <w:tblHeader w:val="0"/>
         </w:trPr>
         <w:tc>
@@ -2050,19 +2123,52 @@
           </w:tcPr>
           <w:p>
             <w:pPr>
-              <w:pageBreakBefore w:val="0"/>
               <w:spacing w:after="0" w:before="0" w:line="276" w:lineRule="auto"/>
               <w:jc w:val="left"/>
-              <w:rPr/>
+              <w:rPr>
+                <w:rFonts w:ascii="Consolas" w:cs="Consolas" w:eastAsia="Consolas" w:hAnsi="Consolas"/>
+                <w:b w:val="1"/>
+                <w:bCs w:val="1"/>
+                <w:color w:val="333333"/>
+                <w:u w:val="single"/>
+                <w:shd w:fill="f8f8f8" w:val="clear"/>
+              </w:rPr>
             </w:pPr>
             <w:r>
               <w:rPr>
                 <w:rFonts w:ascii="Consolas" w:cs="Consolas" w:eastAsia="Consolas" w:hAnsi="Consolas"/>
-                <w:color w:val="333333"/>
-                <w:shd w:fill="f8f8f8" w:val="clear"/>
-                <w:rtl w:val="0"/>
-              </w:rPr>
-              <w:t xml:space="preserve">docker run -d --name miapp -p 5000:5000 sergarb1/flaskparakubernetes</w:t>
+                <w:b w:val="1"/>
+                <w:bCs w:val="1"/>
+                <w:color w:val="333333"/>
+                <w:u w:val="single"/>
+                <w:shd w:fill="f8f8f8" w:val="clear"/>
+                <w:rtl w:val="0"/>
+              </w:rPr>
+              <w:t xml:space="preserve">#NO HACER, SOLO EJEMPLO</w:t>
+            </w:r>
+          </w:p>
+          <w:p>
+            <w:pPr>
+              <w:spacing w:after="0" w:before="0" w:line="276" w:lineRule="auto"/>
+              <w:jc w:val="left"/>
+              <w:rPr>
+                <w:rFonts w:ascii="Consolas" w:cs="Consolas" w:eastAsia="Consolas" w:hAnsi="Consolas"/>
+                <w:color w:val="333333"/>
+                <w:sz w:val="20"/>
+                <w:szCs w:val="20"/>
+                <w:shd w:fill="f8f8f8" w:val="clear"/>
+              </w:rPr>
+            </w:pPr>
+            <w:r>
+              <w:rPr>
+                <w:rFonts w:ascii="Consolas" w:cs="Consolas" w:eastAsia="Consolas" w:hAnsi="Consolas"/>
+                <w:color w:val="333333"/>
+                <w:sz w:val="20"/>
+                <w:szCs w:val="20"/>
+                <w:shd w:fill="f8f8f8" w:val="clear"/>
+                <w:rtl w:val="0"/>
+              </w:rPr>
+              <w:t xml:space="preserve">docker run -d --name miapp -p 5000:5000cursodockerdocentes/flaskparak ubernetes</w:t>
             </w:r>
             <w:r>
               <w:rPr>
@@ -2075,7 +2181,6 @@
     </w:tbl>
     <w:p>
       <w:pPr>
-        <w:pageBreakBefore w:val="0"/>
         <w:rPr/>
       </w:pPr>
       <w:r>
@@ -2087,7 +2192,9 @@
       <w:r>
         <w:rPr>
           <w:b w:val="1"/>
+          <w:bCs w:val="1"/>
           <w:i w:val="1"/>
+          <w:iCs w:val="1"/>
           <w:rtl w:val="0"/>
         </w:rPr>
         <w:t xml:space="preserve">Kubernetes</w:t>
@@ -2101,18 +2208,6 @@
     </w:p>
     <w:p>
       <w:pPr>
-        <w:pageBreakBefore w:val="0"/>
-        <w:rPr/>
-      </w:pPr>
-      <w:r>
-        <w:rPr>
-          <w:rtl w:val="0"/>
-        </w:rPr>
-      </w:r>
-    </w:p>
-    <w:p>
-      <w:pPr>
-        <w:pageBreakBefore w:val="0"/>
         <w:rPr/>
       </w:pPr>
       <w:r>
@@ -2124,7 +2219,9 @@
       <w:r>
         <w:rPr>
           <w:b w:val="1"/>
+          <w:bCs w:val="1"/>
           <w:i w:val="1"/>
+          <w:iCs w:val="1"/>
           <w:rtl w:val="0"/>
         </w:rPr>
         <w:t xml:space="preserve">Docker Hub</w:t>
@@ -2133,12 +2230,29 @@
         <w:rPr>
           <w:rtl w:val="0"/>
         </w:rPr>
-        <w:t xml:space="preserve">”. Podéis subirla a vuestra cuenta o por comodidad simplemente usar una imagen subida a mi cuenta de “</w:t>
+        <w:t xml:space="preserve">”. Podéis subirla a vuestra cuenta o</w:t>
       </w:r>
       <w:r>
         <w:rPr>
           <w:b w:val="1"/>
+          <w:bCs w:val="1"/>
+          <w:u w:val="single"/>
+          <w:rtl w:val="0"/>
+        </w:rPr>
+        <w:t xml:space="preserve"> por comodidad simplemente usar una imagen subida a mi cuenta de</w:t>
+      </w:r>
+      <w:r>
+        <w:rPr>
+          <w:rtl w:val="0"/>
+        </w:rPr>
+        <w:t xml:space="preserve"> “</w:t>
+      </w:r>
+      <w:r>
+        <w:rPr>
+          <w:b w:val="1"/>
+          <w:bCs w:val="1"/>
           <w:i w:val="1"/>
+          <w:iCs w:val="1"/>
           <w:rtl w:val="0"/>
         </w:rPr>
         <w:t xml:space="preserve">Docker Hub</w:t>
@@ -2152,15 +2266,16 @@
     </w:p>
     <w:p>
       <w:pPr>
-        <w:pageBreakBefore w:val="0"/>
         <w:rPr>
           <w:b w:val="1"/>
+          <w:bCs w:val="1"/>
           <w:u w:val="single"/>
         </w:rPr>
       </w:pPr>
       <w:r>
         <w:rPr>
           <w:b w:val="1"/>
+          <w:bCs w:val="1"/>
           <w:u w:val="single"/>
           <w:rtl w:val="0"/>
         </w:rPr>
@@ -2170,11 +2285,12 @@
         <w:r>
           <w:rPr>
             <w:b w:val="1"/>
+            <w:bCs w:val="1"/>
             <w:color w:val="1155cc"/>
             <w:u w:val="single"/>
             <w:rtl w:val="0"/>
           </w:rPr>
-          <w:t xml:space="preserve">https://hub.docker.com/repository/docker/sergarb1/flaskparakubernetes</w:t>
+          <w:t xml:space="preserve">https://hub.docker.com/r/cursodockerdocentes/flaskparakubernetes</w:t>
         </w:r>
       </w:hyperlink>
       <w:r>
@@ -2208,6 +2324,7 @@
       <w:r>
         <w:rPr>
           <w:b w:val="1"/>
+          <w:bCs w:val="1"/>
           <w:rtl w:val="0"/>
         </w:rPr>
         <w:t xml:space="preserve">Importante: </w:t>
@@ -2221,7 +2338,9 @@
       <w:r>
         <w:rPr>
           <w:b w:val="1"/>
+          <w:bCs w:val="1"/>
           <w:i w:val="1"/>
+          <w:iCs w:val="1"/>
           <w:rtl w:val="0"/>
         </w:rPr>
         <w:t xml:space="preserve">Kubernetes</w:t>
@@ -2278,7 +2397,9 @@
       <w:r>
         <w:rPr>
           <w:b w:val="1"/>
+          <w:bCs w:val="1"/>
           <w:i w:val="1"/>
+          <w:iCs w:val="1"/>
           <w:rtl w:val="0"/>
         </w:rPr>
         <w:t xml:space="preserve">Kubernetes</w:t>
@@ -2292,7 +2413,9 @@
       <w:r>
         <w:rPr>
           <w:b w:val="1"/>
+          <w:bCs w:val="1"/>
           <w:i w:val="1"/>
+          <w:iCs w:val="1"/>
           <w:rtl w:val="0"/>
         </w:rPr>
         <w:t xml:space="preserve">Pod</w:t>
@@ -2366,7 +2489,7 @@
                 <w:shd w:fill="f8f8f8" w:val="clear"/>
                 <w:rtl w:val="0"/>
               </w:rPr>
-              <w:t xml:space="preserve">kubectl create deployment midespliegue --image=sergarb1/flaskparakubernetes --port=5000</w:t>
+              <w:t xml:space="preserve">kubectl create deployment midespliegue --image=cursodockerdocentes/flaskparakubernetes --port=5000</w:t>
             </w:r>
             <w:r>
               <w:rPr>
@@ -2409,14 +2532,14 @@
         <w:rPr/>
         <w:drawing>
           <wp:inline distB="114300" distT="114300" distL="114300" distR="114300">
-            <wp:extent cx="6120000" cy="228600"/>
+            <wp:extent cx="6120000" cy="393700"/>
             <wp:effectExtent b="0" l="0" r="0" t="0"/>
-            <wp:docPr id="18" name="image3.png"/>
+            <wp:docPr id="17" name="image8.png"/>
             <a:graphic>
               <a:graphicData uri="http://schemas.openxmlformats.org/drawingml/2006/picture">
                 <pic:pic>
                   <pic:nvPicPr>
-                    <pic:cNvPr id="0" name="image3.png"/>
+                    <pic:cNvPr id="0" name="image8.png"/>
                     <pic:cNvPicPr preferRelativeResize="0"/>
                   </pic:nvPicPr>
                   <pic:blipFill>
@@ -2429,7 +2552,7 @@
                   <pic:spPr>
                     <a:xfrm>
                       <a:off x="0" y="0"/>
-                      <a:ext cx="6120000" cy="228600"/>
+                      <a:ext cx="6120000" cy="393700"/>
                     </a:xfrm>
                     <a:prstGeom prst="rect"/>
                     <a:ln/>
@@ -2480,7 +2603,9 @@
       <w:r>
         <w:rPr>
           <w:b w:val="1"/>
+          <w:bCs w:val="1"/>
           <w:i w:val="1"/>
+          <w:iCs w:val="1"/>
           <w:rtl w:val="0"/>
         </w:rPr>
         <w:t xml:space="preserve">Pod</w:t>
@@ -2494,7 +2619,9 @@
       <w:r>
         <w:rPr>
           <w:b w:val="1"/>
+          <w:bCs w:val="1"/>
           <w:i w:val="1"/>
+          <w:iCs w:val="1"/>
           <w:rtl w:val="0"/>
         </w:rPr>
         <w:t xml:space="preserve">miapp</w:t>
@@ -2528,7 +2655,9 @@
       <w:r>
         <w:rPr>
           <w:b w:val="1"/>
+          <w:bCs w:val="1"/>
           <w:i w:val="1"/>
+          <w:iCs w:val="1"/>
           <w:rtl w:val="0"/>
         </w:rPr>
         <w:t xml:space="preserve">Pod</w:t>
@@ -2542,10 +2671,12 @@
       <w:r>
         <w:rPr>
           <w:b w:val="1"/>
+          <w:bCs w:val="1"/>
           <w:i w:val="1"/>
-          <w:rtl w:val="0"/>
-        </w:rPr>
-        <w:t xml:space="preserve">sergarb1/flaskparakubernetes</w:t>
+          <w:iCs w:val="1"/>
+          <w:rtl w:val="0"/>
+        </w:rPr>
+        <w:t xml:space="preserve">cursodockerdocentes/flaskparakubernetes</w:t>
       </w:r>
       <w:r>
         <w:rPr>
@@ -2583,23 +2714,14 @@
         <w:rPr>
           <w:rtl w:val="0"/>
         </w:rPr>
-      </w:r>
-    </w:p>
-    <w:p>
-      <w:pPr>
-        <w:pageBreakBefore w:val="0"/>
-        <w:rPr/>
-      </w:pPr>
-      <w:r>
-        <w:rPr>
-          <w:rtl w:val="0"/>
-        </w:rPr>
         <w:t xml:space="preserve">Tras ello, podremos comprobar el estado de los “</w:t>
       </w:r>
       <w:r>
         <w:rPr>
           <w:b w:val="1"/>
+          <w:bCs w:val="1"/>
           <w:i w:val="1"/>
+          <w:iCs w:val="1"/>
           <w:rtl w:val="0"/>
         </w:rPr>
         <w:t xml:space="preserve">Pod</w:t>
@@ -2688,18 +2810,7 @@
         <w:rPr>
           <w:rtl w:val="0"/>
         </w:rPr>
-      </w:r>
-    </w:p>
-    <w:p>
-      <w:pPr>
-        <w:pageBreakBefore w:val="0"/>
-        <w:rPr/>
-      </w:pPr>
-      <w:r>
-        <w:rPr>
-          <w:rtl w:val="0"/>
-        </w:rPr>
-        <w:t xml:space="preserve">Obteniendo algo similar a:</w:t>
+        <w:t xml:space="preserve">Obteniendo algo similar a (tardara igual unos minutos en estar en Running por la descarga):</w:t>
       </w:r>
     </w:p>
     <w:p>
@@ -2711,14 +2822,14 @@
         <w:rPr/>
         <w:drawing>
           <wp:inline distB="114300" distT="114300" distL="114300" distR="114300">
-            <wp:extent cx="4656863" cy="398332"/>
+            <wp:extent cx="6120000" cy="939800"/>
             <wp:effectExtent b="0" l="0" r="0" t="0"/>
-            <wp:docPr id="11" name="image10.png"/>
+            <wp:docPr id="2" name="image7.png"/>
             <a:graphic>
               <a:graphicData uri="http://schemas.openxmlformats.org/drawingml/2006/picture">
                 <pic:pic>
                   <pic:nvPicPr>
-                    <pic:cNvPr id="0" name="image10.png"/>
+                    <pic:cNvPr id="0" name="image7.png"/>
                     <pic:cNvPicPr preferRelativeResize="0"/>
                   </pic:nvPicPr>
                   <pic:blipFill>
@@ -2731,7 +2842,7 @@
                   <pic:spPr>
                     <a:xfrm>
                       <a:off x="0" y="0"/>
-                      <a:ext cx="4656863" cy="398332"/>
+                      <a:ext cx="6120000" cy="939800"/>
                     </a:xfrm>
                     <a:prstGeom prst="rect"/>
                     <a:ln/>
@@ -2762,7 +2873,9 @@
       <w:r>
         <w:rPr>
           <w:b w:val="1"/>
+          <w:bCs w:val="1"/>
           <w:i w:val="1"/>
+          <w:iCs w:val="1"/>
           <w:rtl w:val="0"/>
         </w:rPr>
         <w:t xml:space="preserve">Pod</w:t>
@@ -2868,14 +2981,14 @@
         <w:rPr/>
         <w:drawing>
           <wp:inline distB="114300" distT="114300" distL="114300" distR="114300">
-            <wp:extent cx="6120000" cy="279400"/>
+            <wp:extent cx="6120000" cy="482600"/>
             <wp:effectExtent b="0" l="0" r="0" t="0"/>
-            <wp:docPr id="3" name="image16.png"/>
+            <wp:docPr id="4" name="image5.png"/>
             <a:graphic>
               <a:graphicData uri="http://schemas.openxmlformats.org/drawingml/2006/picture">
                 <pic:pic>
                   <pic:nvPicPr>
-                    <pic:cNvPr id="0" name="image16.png"/>
+                    <pic:cNvPr id="0" name="image5.png"/>
                     <pic:cNvPicPr preferRelativeResize="0"/>
                   </pic:nvPicPr>
                   <pic:blipFill>
@@ -2888,7 +3001,7 @@
                   <pic:spPr>
                     <a:xfrm>
                       <a:off x="0" y="0"/>
-                      <a:ext cx="6120000" cy="279400"/>
+                      <a:ext cx="6120000" cy="482600"/>
                     </a:xfrm>
                     <a:prstGeom prst="rect"/>
                     <a:ln/>
@@ -3006,9 +3119,9 @@
         <w:rPr/>
         <w:drawing>
           <wp:inline distB="114300" distT="114300" distL="114300" distR="114300">
-            <wp:extent cx="6120000" cy="508000"/>
+            <wp:extent cx="6120000" cy="698500"/>
             <wp:effectExtent b="0" l="0" r="0" t="0"/>
-            <wp:docPr id="4" name="image12.png"/>
+            <wp:docPr id="9" name="image12.png"/>
             <a:graphic>
               <a:graphicData uri="http://schemas.openxmlformats.org/drawingml/2006/picture">
                 <pic:pic>
@@ -3026,7 +3139,7 @@
                   <pic:spPr>
                     <a:xfrm>
                       <a:off x="0" y="0"/>
-                      <a:ext cx="6120000" cy="508000"/>
+                      <a:ext cx="6120000" cy="698500"/>
                     </a:xfrm>
                     <a:prstGeom prst="rect"/>
                     <a:ln/>
@@ -3057,7 +3170,9 @@
       <w:r>
         <w:rPr>
           <w:b w:val="1"/>
+          <w:bCs w:val="1"/>
           <w:i w:val="1"/>
+          <w:iCs w:val="1"/>
           <w:rtl w:val="0"/>
         </w:rPr>
         <w:t xml:space="preserve">Pending</w:t>
@@ -3071,7 +3186,9 @@
       <w:r>
         <w:rPr>
           <w:b w:val="1"/>
+          <w:bCs w:val="1"/>
           <w:i w:val="1"/>
+          <w:iCs w:val="1"/>
           <w:rtl w:val="0"/>
         </w:rPr>
         <w:t xml:space="preserve">Kubernetes</w:t>
@@ -3085,7 +3202,9 @@
       <w:r>
         <w:rPr>
           <w:b w:val="1"/>
+          <w:bCs w:val="1"/>
           <w:i w:val="1"/>
+          <w:iCs w:val="1"/>
           <w:rtl w:val="0"/>
         </w:rPr>
         <w:t xml:space="preserve">MiniKube</w:t>
@@ -3105,6 +3224,7 @@
       <w:r>
         <w:rPr>
           <w:b w:val="1"/>
+          <w:bCs w:val="1"/>
           <w:u w:val="single"/>
           <w:rtl w:val="0"/>
         </w:rPr>
@@ -3119,7 +3239,9 @@
       <w:r>
         <w:rPr>
           <w:b w:val="1"/>
+          <w:bCs w:val="1"/>
           <w:i w:val="1"/>
+          <w:iCs w:val="1"/>
           <w:rtl w:val="0"/>
         </w:rPr>
         <w:t xml:space="preserve">MiniKube</w:t>
@@ -3280,7 +3402,9 @@
       <w:r>
         <w:rPr>
           <w:b w:val="1"/>
+          <w:bCs w:val="1"/>
           <w:i w:val="1"/>
+          <w:iCs w:val="1"/>
           <w:rtl w:val="0"/>
         </w:rPr>
         <w:t xml:space="preserve">MiniKube</w:t>
@@ -3301,14 +3425,14 @@
         <w:rPr/>
         <w:drawing>
           <wp:inline distB="114300" distT="114300" distL="114300" distR="114300">
-            <wp:extent cx="6120000" cy="1079500"/>
+            <wp:extent cx="6120000" cy="1435100"/>
             <wp:effectExtent b="0" l="0" r="0" t="0"/>
-            <wp:docPr id="14" name="image11.png"/>
+            <wp:docPr id="5" name="image4.png"/>
             <a:graphic>
               <a:graphicData uri="http://schemas.openxmlformats.org/drawingml/2006/picture">
                 <pic:pic>
                   <pic:nvPicPr>
-                    <pic:cNvPr id="0" name="image11.png"/>
+                    <pic:cNvPr id="0" name="image4.png"/>
                     <pic:cNvPicPr preferRelativeResize="0"/>
                   </pic:nvPicPr>
                   <pic:blipFill>
@@ -3321,7 +3445,7 @@
                   <pic:spPr>
                     <a:xfrm>
                       <a:off x="0" y="0"/>
-                      <a:ext cx="6120000" cy="1079500"/>
+                      <a:ext cx="6120000" cy="1435100"/>
                     </a:xfrm>
                     <a:prstGeom prst="rect"/>
                     <a:ln/>
@@ -3366,6 +3490,7 @@
         <w:pageBreakBefore w:val="0"/>
         <w:rPr>
           <w:b w:val="1"/>
+          <w:bCs w:val="1"/>
           <w:u w:val="single"/>
         </w:rPr>
       </w:pPr>
@@ -3373,14 +3498,14 @@
         <w:rPr/>
         <w:drawing>
           <wp:inline distB="114300" distT="114300" distL="114300" distR="114300">
-            <wp:extent cx="6120000" cy="1092200"/>
+            <wp:extent cx="6120000" cy="876300"/>
             <wp:effectExtent b="0" l="0" r="0" t="0"/>
-            <wp:docPr id="13" name="image5.png"/>
+            <wp:docPr id="3" name="image14.png"/>
             <a:graphic>
               <a:graphicData uri="http://schemas.openxmlformats.org/drawingml/2006/picture">
                 <pic:pic>
                   <pic:nvPicPr>
-                    <pic:cNvPr id="0" name="image5.png"/>
+                    <pic:cNvPr id="0" name="image14.png"/>
                     <pic:cNvPicPr preferRelativeResize="0"/>
                   </pic:nvPicPr>
                   <pic:blipFill>
@@ -3393,7 +3518,7 @@
                   <pic:spPr>
                     <a:xfrm>
                       <a:off x="0" y="0"/>
-                      <a:ext cx="6120000" cy="1092200"/>
+                      <a:ext cx="6120000" cy="876300"/>
                     </a:xfrm>
                     <a:prstGeom prst="rect"/>
                     <a:ln/>
@@ -3418,6 +3543,7 @@
       <w:r>
         <w:rPr>
           <w:b w:val="1"/>
+          <w:bCs w:val="1"/>
           <w:u w:val="single"/>
           <w:rtl w:val="0"/>
         </w:rPr>
@@ -3432,7 +3558,9 @@
       <w:r>
         <w:rPr>
           <w:b w:val="1"/>
+          <w:bCs w:val="1"/>
           <w:i w:val="1"/>
+          <w:iCs w:val="1"/>
           <w:rtl w:val="0"/>
         </w:rPr>
         <w:t xml:space="preserve">MiniKube</w:t>
@@ -3549,6 +3677,7 @@
       <w:r>
         <w:rPr>
           <w:b w:val="1"/>
+          <w:bCs w:val="1"/>
           <w:u w:val="single"/>
           <w:rtl w:val="0"/>
         </w:rPr>
@@ -3571,14 +3700,14 @@
         <w:rPr/>
         <w:drawing>
           <wp:inline distB="114300" distT="114300" distL="114300" distR="114300">
-            <wp:extent cx="4063838" cy="1747617"/>
+            <wp:extent cx="5105400" cy="2143125"/>
             <wp:effectExtent b="0" l="0" r="0" t="0"/>
-            <wp:docPr id="9" name="image7.png"/>
+            <wp:docPr id="18" name="image10.png"/>
             <a:graphic>
               <a:graphicData uri="http://schemas.openxmlformats.org/drawingml/2006/picture">
                 <pic:pic>
                   <pic:nvPicPr>
-                    <pic:cNvPr id="0" name="image7.png"/>
+                    <pic:cNvPr id="0" name="image10.png"/>
                     <pic:cNvPicPr preferRelativeResize="0"/>
                   </pic:nvPicPr>
                   <pic:blipFill>
@@ -3591,7 +3720,7 @@
                   <pic:spPr>
                     <a:xfrm>
                       <a:off x="0" y="0"/>
-                      <a:ext cx="4063838" cy="1747617"/>
+                      <a:ext cx="5105400" cy="2143125"/>
                     </a:xfrm>
                     <a:prstGeom prst="rect"/>
                     <a:ln/>
@@ -3685,14 +3814,14 @@
         <w:rPr/>
         <w:drawing>
           <wp:inline distB="114300" distT="114300" distL="114300" distR="114300">
-            <wp:extent cx="6120000" cy="469900"/>
+            <wp:extent cx="6120000" cy="1358900"/>
             <wp:effectExtent b="0" l="0" r="0" t="0"/>
-            <wp:docPr id="16" name="image9.png"/>
+            <wp:docPr id="1" name="image15.png"/>
             <a:graphic>
               <a:graphicData uri="http://schemas.openxmlformats.org/drawingml/2006/picture">
                 <pic:pic>
                   <pic:nvPicPr>
-                    <pic:cNvPr id="0" name="image9.png"/>
+                    <pic:cNvPr id="0" name="image15.png"/>
                     <pic:cNvPicPr preferRelativeResize="0"/>
                   </pic:nvPicPr>
                   <pic:blipFill>
@@ -3705,7 +3834,7 @@
                   <pic:spPr>
                     <a:xfrm>
                       <a:off x="0" y="0"/>
-                      <a:ext cx="6120000" cy="469900"/>
+                      <a:ext cx="6120000" cy="1358900"/>
                     </a:xfrm>
                     <a:prstGeom prst="rect"/>
                     <a:ln/>
@@ -3740,7 +3869,7 @@
             <w:u w:val="single"/>
             <w:rtl w:val="0"/>
           </w:rPr>
-          <w:t xml:space="preserve">http://10.99.174.125:5000</w:t>
+          <w:t xml:space="preserve">http://10.108.174.125:5000</w:t>
         </w:r>
       </w:hyperlink>
       <w:r>
@@ -3795,7 +3924,9 @@
       <w:r>
         <w:rPr>
           <w:b w:val="1"/>
+          <w:bCs w:val="1"/>
           <w:i w:val="1"/>
+          <w:iCs w:val="1"/>
           <w:rtl w:val="0"/>
         </w:rPr>
         <w:t xml:space="preserve">Pods</w:t>
@@ -3900,7 +4031,9 @@
       <w:r>
         <w:rPr>
           <w:b w:val="1"/>
+          <w:bCs w:val="1"/>
           <w:i w:val="1"/>
+          <w:iCs w:val="1"/>
           <w:rtl w:val="0"/>
         </w:rPr>
         <w:t xml:space="preserve">Pods</w:t>
@@ -4001,14 +4134,14 @@
         <w:rPr/>
         <w:drawing>
           <wp:inline distB="114300" distT="114300" distL="114300" distR="114300">
-            <wp:extent cx="6120000" cy="914400"/>
+            <wp:extent cx="6120000" cy="1320800"/>
             <wp:effectExtent b="0" l="0" r="0" t="0"/>
-            <wp:docPr id="1" name="image8.png"/>
+            <wp:docPr id="12" name="image6.png"/>
             <a:graphic>
               <a:graphicData uri="http://schemas.openxmlformats.org/drawingml/2006/picture">
                 <pic:pic>
                   <pic:nvPicPr>
-                    <pic:cNvPr id="0" name="image8.png"/>
+                    <pic:cNvPr id="0" name="image6.png"/>
                     <pic:cNvPicPr preferRelativeResize="0"/>
                   </pic:nvPicPr>
                   <pic:blipFill>
@@ -4021,7 +4154,7 @@
                   <pic:spPr>
                     <a:xfrm>
                       <a:off x="0" y="0"/>
-                      <a:ext cx="6120000" cy="914400"/>
+                      <a:ext cx="6120000" cy="1320800"/>
                     </a:xfrm>
                     <a:prstGeom prst="rect"/>
                     <a:ln/>
@@ -4052,7 +4185,9 @@
       <w:r>
         <w:rPr>
           <w:b w:val="1"/>
+          <w:bCs w:val="1"/>
           <w:i w:val="1"/>
+          <w:iCs w:val="1"/>
           <w:rtl w:val="0"/>
         </w:rPr>
         <w:t xml:space="preserve">Pods</w:t>
@@ -4089,7 +4224,9 @@
       <w:r>
         <w:rPr>
           <w:b w:val="1"/>
+          <w:bCs w:val="1"/>
           <w:i w:val="1"/>
+          <w:iCs w:val="1"/>
           <w:rtl w:val="0"/>
         </w:rPr>
         <w:t xml:space="preserve">Kubernetes</w:t>
@@ -4190,14 +4327,14 @@
         <w:rPr/>
         <w:drawing>
           <wp:inline distB="114300" distT="114300" distL="114300" distR="114300">
-            <wp:extent cx="6120000" cy="2108200"/>
+            <wp:extent cx="6120000" cy="1701800"/>
             <wp:effectExtent b="0" l="0" r="0" t="0"/>
-            <wp:docPr id="17" name="image19.png"/>
+            <wp:docPr id="15" name="image9.png"/>
             <a:graphic>
               <a:graphicData uri="http://schemas.openxmlformats.org/drawingml/2006/picture">
                 <pic:pic>
                   <pic:nvPicPr>
-                    <pic:cNvPr id="0" name="image19.png"/>
+                    <pic:cNvPr id="0" name="image9.png"/>
                     <pic:cNvPicPr preferRelativeResize="0"/>
                   </pic:nvPicPr>
                   <pic:blipFill>
@@ -4210,7 +4347,7 @@
                   <pic:spPr>
                     <a:xfrm>
                       <a:off x="0" y="0"/>
-                      <a:ext cx="6120000" cy="2108200"/>
+                      <a:ext cx="6120000" cy="1701800"/>
                     </a:xfrm>
                     <a:prstGeom prst="rect"/>
                     <a:ln/>
@@ -4241,7 +4378,9 @@
       <w:r>
         <w:rPr>
           <w:b w:val="1"/>
+          <w:bCs w:val="1"/>
           <w:i w:val="1"/>
+          <w:iCs w:val="1"/>
           <w:rtl w:val="0"/>
         </w:rPr>
         <w:t xml:space="preserve">Pods</w:t>
@@ -4267,7 +4406,9 @@
       <w:r>
         <w:rPr>
           <w:b w:val="1"/>
+          <w:bCs w:val="1"/>
           <w:i w:val="1"/>
+          <w:iCs w:val="1"/>
           <w:rtl w:val="0"/>
         </w:rPr>
         <w:t xml:space="preserve">Punto 3</w:t>
@@ -4588,6 +4729,7 @@
       <w:r>
         <w:rPr>
           <w:b w:val="1"/>
+          <w:bCs w:val="1"/>
           <w:rtl w:val="0"/>
         </w:rPr>
         <w:t xml:space="preserve">Paso 4</w:t>
@@ -4601,6 +4743,7 @@
       <w:r>
         <w:rPr>
           <w:b w:val="1"/>
+          <w:bCs w:val="1"/>
           <w:rtl w:val="0"/>
         </w:rPr>
         <w:t xml:space="preserve">YAML</w:t>
@@ -4614,7 +4757,9 @@
       <w:r>
         <w:rPr>
           <w:b w:val="1"/>
+          <w:bCs w:val="1"/>
           <w:i w:val="1"/>
+          <w:iCs w:val="1"/>
           <w:rtl w:val="0"/>
         </w:rPr>
         <w:t xml:space="preserve">deployment.yaml</w:t>
@@ -4677,6 +4822,7 @@
               <w:rPr>
                 <w:rFonts w:ascii="Consolas" w:cs="Consolas" w:eastAsia="Consolas" w:hAnsi="Consolas"/>
                 <w:i w:val="1"/>
+                <w:iCs w:val="1"/>
                 <w:color w:val="999988"/>
                 <w:sz w:val="16"/>
                 <w:szCs w:val="16"/>
@@ -4687,6 +4833,7 @@
               <w:rPr>
                 <w:rFonts w:ascii="Consolas" w:cs="Consolas" w:eastAsia="Consolas" w:hAnsi="Consolas"/>
                 <w:i w:val="1"/>
+                <w:iCs w:val="1"/>
                 <w:color w:val="999988"/>
                 <w:sz w:val="16"/>
                 <w:szCs w:val="16"/>
@@ -4699,6 +4846,7 @@
               <w:rPr>
                 <w:rFonts w:ascii="Consolas" w:cs="Consolas" w:eastAsia="Consolas" w:hAnsi="Consolas"/>
                 <w:i w:val="1"/>
+                <w:iCs w:val="1"/>
                 <w:color w:val="333333"/>
                 <w:sz w:val="16"/>
                 <w:szCs w:val="16"/>
@@ -4712,6 +4860,7 @@
               <w:rPr>
                 <w:rFonts w:ascii="Consolas" w:cs="Consolas" w:eastAsia="Consolas" w:hAnsi="Consolas"/>
                 <w:i w:val="1"/>
+                <w:iCs w:val="1"/>
                 <w:color w:val="dd1144"/>
                 <w:sz w:val="16"/>
                 <w:szCs w:val="16"/>
@@ -4724,6 +4873,7 @@
               <w:rPr>
                 <w:rFonts w:ascii="Consolas" w:cs="Consolas" w:eastAsia="Consolas" w:hAnsi="Consolas"/>
                 <w:i w:val="1"/>
+                <w:iCs w:val="1"/>
                 <w:color w:val="333333"/>
                 <w:sz w:val="16"/>
                 <w:szCs w:val="16"/>
@@ -4736,6 +4886,7 @@
               <w:rPr>
                 <w:rFonts w:ascii="Consolas" w:cs="Consolas" w:eastAsia="Consolas" w:hAnsi="Consolas"/>
                 <w:i w:val="1"/>
+                <w:iCs w:val="1"/>
                 <w:color w:val="999988"/>
                 <w:sz w:val="16"/>
                 <w:szCs w:val="16"/>
@@ -4748,6 +4899,7 @@
               <w:rPr>
                 <w:rFonts w:ascii="Consolas" w:cs="Consolas" w:eastAsia="Consolas" w:hAnsi="Consolas"/>
                 <w:i w:val="1"/>
+                <w:iCs w:val="1"/>
                 <w:color w:val="333333"/>
                 <w:sz w:val="16"/>
                 <w:szCs w:val="16"/>
@@ -4761,6 +4913,7 @@
               <w:rPr>
                 <w:rFonts w:ascii="Consolas" w:cs="Consolas" w:eastAsia="Consolas" w:hAnsi="Consolas"/>
                 <w:i w:val="1"/>
+                <w:iCs w:val="1"/>
                 <w:color w:val="dd1144"/>
                 <w:sz w:val="16"/>
                 <w:szCs w:val="16"/>
@@ -4773,6 +4926,7 @@
               <w:rPr>
                 <w:rFonts w:ascii="Consolas" w:cs="Consolas" w:eastAsia="Consolas" w:hAnsi="Consolas"/>
                 <w:i w:val="1"/>
+                <w:iCs w:val="1"/>
                 <w:color w:val="333333"/>
                 <w:sz w:val="16"/>
                 <w:szCs w:val="16"/>
@@ -4785,6 +4939,7 @@
               <w:rPr>
                 <w:rFonts w:ascii="Consolas" w:cs="Consolas" w:eastAsia="Consolas" w:hAnsi="Consolas"/>
                 <w:i w:val="1"/>
+                <w:iCs w:val="1"/>
                 <w:color w:val="999988"/>
                 <w:sz w:val="16"/>
                 <w:szCs w:val="16"/>
@@ -4797,6 +4952,7 @@
               <w:rPr>
                 <w:rFonts w:ascii="Consolas" w:cs="Consolas" w:eastAsia="Consolas" w:hAnsi="Consolas"/>
                 <w:i w:val="1"/>
+                <w:iCs w:val="1"/>
                 <w:color w:val="333333"/>
                 <w:sz w:val="16"/>
                 <w:szCs w:val="16"/>
@@ -4812,6 +4968,7 @@
               <w:rPr>
                 <w:rFonts w:ascii="Consolas" w:cs="Consolas" w:eastAsia="Consolas" w:hAnsi="Consolas"/>
                 <w:i w:val="1"/>
+                <w:iCs w:val="1"/>
                 <w:color w:val="dd1144"/>
                 <w:sz w:val="16"/>
                 <w:szCs w:val="16"/>
@@ -4824,6 +4981,7 @@
               <w:rPr>
                 <w:rFonts w:ascii="Consolas" w:cs="Consolas" w:eastAsia="Consolas" w:hAnsi="Consolas"/>
                 <w:i w:val="1"/>
+                <w:iCs w:val="1"/>
                 <w:color w:val="333333"/>
                 <w:sz w:val="16"/>
                 <w:szCs w:val="16"/>
@@ -4836,6 +4994,7 @@
               <w:rPr>
                 <w:rFonts w:ascii="Consolas" w:cs="Consolas" w:eastAsia="Consolas" w:hAnsi="Consolas"/>
                 <w:i w:val="1"/>
+                <w:iCs w:val="1"/>
                 <w:color w:val="999988"/>
                 <w:sz w:val="16"/>
                 <w:szCs w:val="16"/>
@@ -4848,6 +5007,7 @@
               <w:rPr>
                 <w:rFonts w:ascii="Consolas" w:cs="Consolas" w:eastAsia="Consolas" w:hAnsi="Consolas"/>
                 <w:i w:val="1"/>
+                <w:iCs w:val="1"/>
                 <w:color w:val="333333"/>
                 <w:sz w:val="16"/>
                 <w:szCs w:val="16"/>
@@ -4863,6 +5023,7 @@
               <w:rPr>
                 <w:rFonts w:ascii="Consolas" w:cs="Consolas" w:eastAsia="Consolas" w:hAnsi="Consolas"/>
                 <w:i w:val="1"/>
+                <w:iCs w:val="1"/>
                 <w:color w:val="999988"/>
                 <w:sz w:val="16"/>
                 <w:szCs w:val="16"/>
@@ -4875,6 +5036,7 @@
               <w:rPr>
                 <w:rFonts w:ascii="Consolas" w:cs="Consolas" w:eastAsia="Consolas" w:hAnsi="Consolas"/>
                 <w:i w:val="1"/>
+                <w:iCs w:val="1"/>
                 <w:color w:val="333333"/>
                 <w:sz w:val="16"/>
                 <w:szCs w:val="16"/>
@@ -4888,6 +5050,7 @@
               <w:rPr>
                 <w:rFonts w:ascii="Consolas" w:cs="Consolas" w:eastAsia="Consolas" w:hAnsi="Consolas"/>
                 <w:i w:val="1"/>
+                <w:iCs w:val="1"/>
                 <w:color w:val="008080"/>
                 <w:sz w:val="16"/>
                 <w:szCs w:val="16"/>
@@ -4900,6 +5063,7 @@
               <w:rPr>
                 <w:rFonts w:ascii="Consolas" w:cs="Consolas" w:eastAsia="Consolas" w:hAnsi="Consolas"/>
                 <w:i w:val="1"/>
+                <w:iCs w:val="1"/>
                 <w:color w:val="333333"/>
                 <w:sz w:val="16"/>
                 <w:szCs w:val="16"/>
@@ -4913,6 +5077,7 @@
               <w:rPr>
                 <w:rFonts w:ascii="Consolas" w:cs="Consolas" w:eastAsia="Consolas" w:hAnsi="Consolas"/>
                 <w:i w:val="1"/>
+                <w:iCs w:val="1"/>
                 <w:color w:val="999988"/>
                 <w:sz w:val="16"/>
                 <w:szCs w:val="16"/>
@@ -4925,6 +5090,7 @@
               <w:rPr>
                 <w:rFonts w:ascii="Consolas" w:cs="Consolas" w:eastAsia="Consolas" w:hAnsi="Consolas"/>
                 <w:i w:val="1"/>
+                <w:iCs w:val="1"/>
                 <w:color w:val="333333"/>
                 <w:sz w:val="16"/>
                 <w:szCs w:val="16"/>
@@ -4945,6 +5111,7 @@
               <w:rPr>
                 <w:rFonts w:ascii="Consolas" w:cs="Consolas" w:eastAsia="Consolas" w:hAnsi="Consolas"/>
                 <w:i w:val="1"/>
+                <w:iCs w:val="1"/>
                 <w:color w:val="dd1144"/>
                 <w:sz w:val="16"/>
                 <w:szCs w:val="16"/>
@@ -4957,6 +5124,7 @@
               <w:rPr>
                 <w:rFonts w:ascii="Consolas" w:cs="Consolas" w:eastAsia="Consolas" w:hAnsi="Consolas"/>
                 <w:i w:val="1"/>
+                <w:iCs w:val="1"/>
                 <w:color w:val="333333"/>
                 <w:sz w:val="16"/>
                 <w:szCs w:val="16"/>
@@ -4970,6 +5138,7 @@
               <w:rPr>
                 <w:rFonts w:ascii="Consolas" w:cs="Consolas" w:eastAsia="Consolas" w:hAnsi="Consolas"/>
                 <w:i w:val="1"/>
+                <w:iCs w:val="1"/>
                 <w:color w:val="999988"/>
                 <w:sz w:val="16"/>
                 <w:szCs w:val="16"/>
@@ -4982,6 +5151,7 @@
               <w:rPr>
                 <w:rFonts w:ascii="Consolas" w:cs="Consolas" w:eastAsia="Consolas" w:hAnsi="Consolas"/>
                 <w:i w:val="1"/>
+                <w:iCs w:val="1"/>
                 <w:color w:val="333333"/>
                 <w:sz w:val="16"/>
                 <w:szCs w:val="16"/>
@@ -4997,6 +5167,7 @@
               <w:rPr>
                 <w:rFonts w:ascii="Consolas" w:cs="Consolas" w:eastAsia="Consolas" w:hAnsi="Consolas"/>
                 <w:i w:val="1"/>
+                <w:iCs w:val="1"/>
                 <w:color w:val="999988"/>
                 <w:sz w:val="16"/>
                 <w:szCs w:val="16"/>
@@ -5009,6 +5180,7 @@
               <w:rPr>
                 <w:rFonts w:ascii="Consolas" w:cs="Consolas" w:eastAsia="Consolas" w:hAnsi="Consolas"/>
                 <w:i w:val="1"/>
+                <w:iCs w:val="1"/>
                 <w:color w:val="333333"/>
                 <w:sz w:val="16"/>
                 <w:szCs w:val="16"/>
@@ -5031,6 +5203,7 @@
               <w:rPr>
                 <w:rFonts w:ascii="Consolas" w:cs="Consolas" w:eastAsia="Consolas" w:hAnsi="Consolas"/>
                 <w:i w:val="1"/>
+                <w:iCs w:val="1"/>
                 <w:color w:val="dd1144"/>
                 <w:sz w:val="16"/>
                 <w:szCs w:val="16"/>
@@ -5043,6 +5216,7 @@
               <w:rPr>
                 <w:rFonts w:ascii="Consolas" w:cs="Consolas" w:eastAsia="Consolas" w:hAnsi="Consolas"/>
                 <w:i w:val="1"/>
+                <w:iCs w:val="1"/>
                 <w:color w:val="333333"/>
                 <w:sz w:val="16"/>
                 <w:szCs w:val="16"/>
@@ -5056,6 +5230,7 @@
               <w:rPr>
                 <w:rFonts w:ascii="Consolas" w:cs="Consolas" w:eastAsia="Consolas" w:hAnsi="Consolas"/>
                 <w:i w:val="1"/>
+                <w:iCs w:val="1"/>
                 <w:color w:val="999988"/>
                 <w:sz w:val="16"/>
                 <w:szCs w:val="16"/>
@@ -5068,6 +5243,7 @@
               <w:rPr>
                 <w:rFonts w:ascii="Consolas" w:cs="Consolas" w:eastAsia="Consolas" w:hAnsi="Consolas"/>
                 <w:i w:val="1"/>
+                <w:iCs w:val="1"/>
                 <w:color w:val="333333"/>
                 <w:sz w:val="16"/>
                 <w:szCs w:val="16"/>
@@ -5085,6 +5261,7 @@
               <w:rPr>
                 <w:rFonts w:ascii="Consolas" w:cs="Consolas" w:eastAsia="Consolas" w:hAnsi="Consolas"/>
                 <w:i w:val="1"/>
+                <w:iCs w:val="1"/>
                 <w:color w:val="999988"/>
                 <w:sz w:val="16"/>
                 <w:szCs w:val="16"/>
@@ -5097,6 +5274,7 @@
               <w:rPr>
                 <w:rFonts w:ascii="Consolas" w:cs="Consolas" w:eastAsia="Consolas" w:hAnsi="Consolas"/>
                 <w:i w:val="1"/>
+                <w:iCs w:val="1"/>
                 <w:color w:val="333333"/>
                 <w:sz w:val="16"/>
                 <w:szCs w:val="16"/>
@@ -5115,6 +5293,7 @@
               <w:rPr>
                 <w:rFonts w:ascii="Consolas" w:cs="Consolas" w:eastAsia="Consolas" w:hAnsi="Consolas"/>
                 <w:i w:val="1"/>
+                <w:iCs w:val="1"/>
                 <w:color w:val="999988"/>
                 <w:sz w:val="16"/>
                 <w:szCs w:val="16"/>
@@ -5127,6 +5306,7 @@
               <w:rPr>
                 <w:rFonts w:ascii="Consolas" w:cs="Consolas" w:eastAsia="Consolas" w:hAnsi="Consolas"/>
                 <w:i w:val="1"/>
+                <w:iCs w:val="1"/>
                 <w:color w:val="333333"/>
                 <w:sz w:val="16"/>
                 <w:szCs w:val="16"/>
@@ -5141,6 +5321,7 @@
               <w:rPr>
                 <w:rFonts w:ascii="Consolas" w:cs="Consolas" w:eastAsia="Consolas" w:hAnsi="Consolas"/>
                 <w:i w:val="1"/>
+                <w:iCs w:val="1"/>
                 <w:color w:val="990073"/>
                 <w:sz w:val="16"/>
                 <w:szCs w:val="16"/>
@@ -5153,6 +5334,7 @@
               <w:rPr>
                 <w:rFonts w:ascii="Consolas" w:cs="Consolas" w:eastAsia="Consolas" w:hAnsi="Consolas"/>
                 <w:i w:val="1"/>
+                <w:iCs w:val="1"/>
                 <w:color w:val="333333"/>
                 <w:sz w:val="16"/>
                 <w:szCs w:val="16"/>
@@ -5165,6 +5347,7 @@
               <w:rPr>
                 <w:rFonts w:ascii="Consolas" w:cs="Consolas" w:eastAsia="Consolas" w:hAnsi="Consolas"/>
                 <w:i w:val="1"/>
+                <w:iCs w:val="1"/>
                 <w:color w:val="dd1144"/>
                 <w:sz w:val="16"/>
                 <w:szCs w:val="16"/>
@@ -5177,6 +5360,7 @@
               <w:rPr>
                 <w:rFonts w:ascii="Consolas" w:cs="Consolas" w:eastAsia="Consolas" w:hAnsi="Consolas"/>
                 <w:i w:val="1"/>
+                <w:iCs w:val="1"/>
                 <w:color w:val="333333"/>
                 <w:sz w:val="16"/>
                 <w:szCs w:val="16"/>
@@ -5192,18 +5376,20 @@
               <w:rPr>
                 <w:rFonts w:ascii="Consolas" w:cs="Consolas" w:eastAsia="Consolas" w:hAnsi="Consolas"/>
                 <w:i w:val="1"/>
+                <w:iCs w:val="1"/>
                 <w:color w:val="dd1144"/>
                 <w:sz w:val="16"/>
                 <w:szCs w:val="16"/>
                 <w:shd w:fill="f8f8f8" w:val="clear"/>
                 <w:rtl w:val="0"/>
               </w:rPr>
-              <w:t xml:space="preserve">sergarb1/flaskparakubernetes</w:t>
+              <w:t xml:space="preserve">cursodockerdocentes/flaskparakubernetes</w:t>
             </w:r>
             <w:r>
               <w:rPr>
                 <w:rFonts w:ascii="Consolas" w:cs="Consolas" w:eastAsia="Consolas" w:hAnsi="Consolas"/>
                 <w:i w:val="1"/>
+                <w:iCs w:val="1"/>
                 <w:color w:val="333333"/>
                 <w:sz w:val="16"/>
                 <w:szCs w:val="16"/>
@@ -5222,6 +5408,7 @@
               <w:rPr>
                 <w:rFonts w:ascii="Consolas" w:cs="Consolas" w:eastAsia="Consolas" w:hAnsi="Consolas"/>
                 <w:i w:val="1"/>
+                <w:iCs w:val="1"/>
                 <w:color w:val="990073"/>
                 <w:sz w:val="16"/>
                 <w:szCs w:val="16"/>
@@ -5234,6 +5421,7 @@
               <w:rPr>
                 <w:rFonts w:ascii="Consolas" w:cs="Consolas" w:eastAsia="Consolas" w:hAnsi="Consolas"/>
                 <w:i w:val="1"/>
+                <w:iCs w:val="1"/>
                 <w:color w:val="333333"/>
                 <w:sz w:val="16"/>
                 <w:szCs w:val="16"/>
@@ -5246,6 +5434,7 @@
               <w:rPr>
                 <w:rFonts w:ascii="Consolas" w:cs="Consolas" w:eastAsia="Consolas" w:hAnsi="Consolas"/>
                 <w:i w:val="1"/>
+                <w:iCs w:val="1"/>
                 <w:color w:val="008080"/>
                 <w:sz w:val="16"/>
                 <w:szCs w:val="16"/>
@@ -5384,14 +5573,14 @@
         <w:rPr/>
         <w:drawing>
           <wp:inline distB="114300" distT="114300" distL="114300" distR="114300">
-            <wp:extent cx="6120000" cy="254000"/>
+            <wp:extent cx="6120000" cy="520700"/>
             <wp:effectExtent b="0" l="0" r="0" t="0"/>
-            <wp:docPr id="5" name="image14.png"/>
+            <wp:docPr id="13" name="image11.png"/>
             <a:graphic>
               <a:graphicData uri="http://schemas.openxmlformats.org/drawingml/2006/picture">
                 <pic:pic>
                   <pic:nvPicPr>
-                    <pic:cNvPr id="0" name="image14.png"/>
+                    <pic:cNvPr id="0" name="image11.png"/>
                     <pic:cNvPicPr preferRelativeResize="0"/>
                   </pic:nvPicPr>
                   <pic:blipFill>
@@ -5404,7 +5593,7 @@
                   <pic:spPr>
                     <a:xfrm>
                       <a:off x="0" y="0"/>
-                      <a:ext cx="6120000" cy="254000"/>
+                      <a:ext cx="6120000" cy="520700"/>
                     </a:xfrm>
                     <a:prstGeom prst="rect"/>
                     <a:ln/>
@@ -5435,7 +5624,9 @@
       <w:r>
         <w:rPr>
           <w:b w:val="1"/>
+          <w:bCs w:val="1"/>
           <w:i w:val="1"/>
+          <w:iCs w:val="1"/>
           <w:rtl w:val="0"/>
         </w:rPr>
         <w:t xml:space="preserve">service.yaml</w:t>
@@ -5504,6 +5695,7 @@
               <w:rPr>
                 <w:rFonts w:ascii="Consolas" w:cs="Consolas" w:eastAsia="Consolas" w:hAnsi="Consolas"/>
                 <w:i w:val="1"/>
+                <w:iCs w:val="1"/>
                 <w:color w:val="999988"/>
                 <w:sz w:val="16"/>
                 <w:szCs w:val="16"/>
@@ -5550,6 +5742,7 @@
               <w:rPr>
                 <w:rFonts w:ascii="Consolas" w:cs="Consolas" w:eastAsia="Consolas" w:hAnsi="Consolas"/>
                 <w:i w:val="1"/>
+                <w:iCs w:val="1"/>
                 <w:color w:val="999988"/>
                 <w:sz w:val="16"/>
                 <w:szCs w:val="16"/>
@@ -5596,6 +5789,7 @@
               <w:rPr>
                 <w:rFonts w:ascii="Consolas" w:cs="Consolas" w:eastAsia="Consolas" w:hAnsi="Consolas"/>
                 <w:i w:val="1"/>
+                <w:iCs w:val="1"/>
                 <w:color w:val="999988"/>
                 <w:sz w:val="16"/>
                 <w:szCs w:val="16"/>
@@ -5644,6 +5838,7 @@
               <w:rPr>
                 <w:rFonts w:ascii="Consolas" w:cs="Consolas" w:eastAsia="Consolas" w:hAnsi="Consolas"/>
                 <w:i w:val="1"/>
+                <w:iCs w:val="1"/>
                 <w:color w:val="999988"/>
                 <w:sz w:val="16"/>
                 <w:szCs w:val="16"/>
@@ -5670,6 +5865,7 @@
               <w:rPr>
                 <w:rFonts w:ascii="Consolas" w:cs="Consolas" w:eastAsia="Consolas" w:hAnsi="Consolas"/>
                 <w:i w:val="1"/>
+                <w:iCs w:val="1"/>
                 <w:color w:val="999988"/>
                 <w:sz w:val="16"/>
                 <w:szCs w:val="16"/>
@@ -5717,6 +5913,7 @@
               <w:rPr>
                 <w:rFonts w:ascii="Consolas" w:cs="Consolas" w:eastAsia="Consolas" w:hAnsi="Consolas"/>
                 <w:i w:val="1"/>
+                <w:iCs w:val="1"/>
                 <w:color w:val="999988"/>
                 <w:sz w:val="16"/>
                 <w:szCs w:val="16"/>
@@ -5813,6 +6010,7 @@
               <w:rPr>
                 <w:rFonts w:ascii="Consolas" w:cs="Consolas" w:eastAsia="Consolas" w:hAnsi="Consolas"/>
                 <w:i w:val="1"/>
+                <w:iCs w:val="1"/>
                 <w:color w:val="999988"/>
                 <w:sz w:val="16"/>
                 <w:szCs w:val="16"/>
@@ -5974,14 +6172,14 @@
         <w:rPr/>
         <w:drawing>
           <wp:inline distB="114300" distT="114300" distL="114300" distR="114300">
-            <wp:extent cx="6120000" cy="1384300"/>
+            <wp:extent cx="6120000" cy="1397000"/>
             <wp:effectExtent b="0" l="0" r="0" t="0"/>
-            <wp:docPr id="10" name="image6.png"/>
+            <wp:docPr id="16" name="image18.png"/>
             <a:graphic>
               <a:graphicData uri="http://schemas.openxmlformats.org/drawingml/2006/picture">
                 <pic:pic>
                   <pic:nvPicPr>
-                    <pic:cNvPr id="0" name="image6.png"/>
+                    <pic:cNvPr id="0" name="image18.png"/>
                     <pic:cNvPicPr preferRelativeResize="0"/>
                   </pic:nvPicPr>
                   <pic:blipFill>
@@ -5994,7 +6192,7 @@
                   <pic:spPr>
                     <a:xfrm>
                       <a:off x="0" y="0"/>
-                      <a:ext cx="6120000" cy="1384300"/>
+                      <a:ext cx="6120000" cy="1397000"/>
                     </a:xfrm>
                     <a:prstGeom prst="rect"/>
                     <a:ln/>
@@ -6025,7 +6223,9 @@
       <w:r>
         <w:rPr>
           <w:b w:val="1"/>
+          <w:bCs w:val="1"/>
           <w:i w:val="1"/>
+          <w:iCs w:val="1"/>
           <w:rtl w:val="0"/>
         </w:rPr>
         <w:t xml:space="preserve">Punto 3</w:t>
@@ -6062,7 +6262,9 @@
       <w:r>
         <w:rPr>
           <w:b w:val="1"/>
+          <w:bCs w:val="1"/>
           <w:i w:val="1"/>
+          <w:iCs w:val="1"/>
           <w:rtl w:val="0"/>
         </w:rPr>
         <w:t xml:space="preserve">autoscale.yaml</w:t>
@@ -6164,6 +6366,7 @@
               <w:rPr>
                 <w:rFonts w:ascii="Consolas" w:cs="Consolas" w:eastAsia="Consolas" w:hAnsi="Consolas"/>
                 <w:i w:val="1"/>
+                <w:iCs w:val="1"/>
                 <w:color w:val="999988"/>
                 <w:sz w:val="16"/>
                 <w:szCs w:val="16"/>
@@ -6238,6 +6441,7 @@
               <w:rPr>
                 <w:rFonts w:ascii="Consolas" w:cs="Consolas" w:eastAsia="Consolas" w:hAnsi="Consolas"/>
                 <w:i w:val="1"/>
+                <w:iCs w:val="1"/>
                 <w:color w:val="999988"/>
                 <w:sz w:val="16"/>
                 <w:szCs w:val="16"/>
@@ -6336,6 +6540,7 @@
               <w:rPr>
                 <w:rFonts w:ascii="Consolas" w:cs="Consolas" w:eastAsia="Consolas" w:hAnsi="Consolas"/>
                 <w:i w:val="1"/>
+                <w:iCs w:val="1"/>
                 <w:color w:val="999988"/>
                 <w:sz w:val="16"/>
                 <w:szCs w:val="16"/>
@@ -6406,6 +6611,7 @@
               <w:rPr>
                 <w:rFonts w:ascii="Consolas" w:cs="Consolas" w:eastAsia="Consolas" w:hAnsi="Consolas"/>
                 <w:i w:val="1"/>
+                <w:iCs w:val="1"/>
                 <w:color w:val="999988"/>
                 <w:sz w:val="16"/>
                 <w:szCs w:val="16"/>
@@ -6559,7 +6765,9 @@
       <w:r>
         <w:rPr>
           <w:b w:val="1"/>
+          <w:bCs w:val="1"/>
           <w:i w:val="1"/>
+          <w:iCs w:val="1"/>
           <w:rtl w:val="0"/>
         </w:rPr>
         <w:t xml:space="preserve">Paso 3</w:t>
@@ -6573,7 +6781,9 @@
       <w:r>
         <w:rPr>
           <w:b w:val="1"/>
+          <w:bCs w:val="1"/>
           <w:i w:val="1"/>
+          <w:iCs w:val="1"/>
           <w:rtl w:val="0"/>
         </w:rPr>
         <w:t xml:space="preserve">Pods</w:t>
@@ -6594,14 +6804,14 @@
         <w:rPr/>
         <w:drawing>
           <wp:inline distB="114300" distT="114300" distL="114300" distR="114300">
-            <wp:extent cx="6120000" cy="1968500"/>
+            <wp:extent cx="6120000" cy="2959100"/>
             <wp:effectExtent b="0" l="0" r="0" t="0"/>
-            <wp:docPr id="12" name="image15.png"/>
+            <wp:docPr id="14" name="image16.png"/>
             <a:graphic>
               <a:graphicData uri="http://schemas.openxmlformats.org/drawingml/2006/picture">
                 <pic:pic>
                   <pic:nvPicPr>
-                    <pic:cNvPr id="0" name="image15.png"/>
+                    <pic:cNvPr id="0" name="image16.png"/>
                     <pic:cNvPicPr preferRelativeResize="0"/>
                   </pic:nvPicPr>
                   <pic:blipFill>
@@ -6614,7 +6824,7 @@
                   <pic:spPr>
                     <a:xfrm>
                       <a:off x="0" y="0"/>
-                      <a:ext cx="6120000" cy="1968500"/>
+                      <a:ext cx="6120000" cy="2959100"/>
                     </a:xfrm>
                     <a:prstGeom prst="rect"/>
                     <a:ln/>
@@ -7015,7 +7225,7 @@
         <w:szCs w:val="18"/>
         <w:rtl w:val="0"/>
       </w:rPr>
-      <w:t xml:space="preserve">Curso Introducción a Docker </w:t>
+      <w:t xml:space="preserve">Curso Introducción a Docker y Kubernetes</w:t>
       <w:tab/>
       <w:tab/>
       <w:t xml:space="preserve">UD08. Caso práctico 01</w:t>
@@ -7272,11 +7482,19 @@
       </w:pPr>
     </w:pPrDefault>
   </w:docDefaults>
+  <w:style w:type="table" w:styleId="TableNormal" w:default="1">
+    <w:name w:val="TableNormal"/>
+    <w:tblPr>
+      <w:tblCellMar>
+        <w:top w:w="100.0" w:type="dxa"/>
+        <w:left w:w="100.0" w:type="dxa"/>
+        <w:bottom w:w="100.0" w:type="dxa"/>
+        <w:right w:w="100.0" w:type="dxa"/>
+      </w:tblCellMar>
+    </w:tblPr>
+  </w:style>
   <w:style w:type="paragraph" w:styleId="Normal" w:default="1">
     <w:name w:val="normal"/>
-  </w:style>
-  <w:style w:type="table" w:styleId="TableNormal" w:default="1">
-    <w:name w:val="Table Normal"/>
   </w:style>
   <w:style w:type="paragraph" w:styleId="Heading1">
     <w:name w:val="heading 1"/>
@@ -7324,6 +7542,7 @@
     <w:rPr>
       <w:rFonts w:ascii="Arial" w:cs="Arial" w:eastAsia="Arial" w:hAnsi="Arial"/>
       <w:b w:val="0"/>
+      <w:bCs w:val="0"/>
       <w:smallCaps w:val="0"/>
       <w:color w:val="669966"/>
       <w:sz w:val="22"/>
@@ -7344,7 +7563,9 @@
     <w:rPr>
       <w:rFonts w:ascii="Arial" w:cs="Arial" w:eastAsia="Arial" w:hAnsi="Arial"/>
       <w:b w:val="1"/>
+      <w:bCs w:val="1"/>
       <w:i w:val="1"/>
+      <w:iCs w:val="1"/>
       <w:smallCaps w:val="0"/>
       <w:sz w:val="21"/>
       <w:szCs w:val="21"/>
@@ -7365,6 +7586,7 @@
     <w:rPr>
       <w:rFonts w:ascii="Arial" w:cs="Arial" w:eastAsia="Arial" w:hAnsi="Arial"/>
       <w:b w:val="1"/>
+      <w:bCs w:val="1"/>
       <w:smallCaps w:val="1"/>
       <w:sz w:val="24"/>
       <w:szCs w:val="24"/>
@@ -7382,6 +7604,7 @@
     </w:pPr>
     <w:rPr>
       <w:b w:val="1"/>
+      <w:bCs w:val="1"/>
       <w:sz w:val="20"/>
       <w:szCs w:val="20"/>
     </w:rPr>
@@ -7398,6 +7621,7 @@
     </w:pPr>
     <w:rPr>
       <w:b w:val="1"/>
+      <w:bCs w:val="1"/>
       <w:sz w:val="72"/>
       <w:szCs w:val="72"/>
     </w:rPr>
@@ -7415,6 +7639,7 @@
     <w:rPr>
       <w:rFonts w:ascii="Georgia" w:cs="Georgia" w:eastAsia="Georgia" w:hAnsi="Georgia"/>
       <w:i w:val="1"/>
+      <w:iCs w:val="1"/>
       <w:color w:val="666666"/>
       <w:sz w:val="48"/>
       <w:szCs w:val="48"/>
@@ -7425,12 +7650,6 @@
     <w:tblPr>
       <w:tblStyleRowBandSize w:val="1"/>
       <w:tblStyleColBandSize w:val="1"/>
-      <w:tblCellMar>
-        <w:top w:w="100.0" w:type="dxa"/>
-        <w:left w:w="100.0" w:type="dxa"/>
-        <w:bottom w:w="100.0" w:type="dxa"/>
-        <w:right w:w="100.0" w:type="dxa"/>
-      </w:tblCellMar>
     </w:tblPr>
   </w:style>
   <w:style w:type="table" w:styleId="Table2">
@@ -7438,12 +7657,6 @@
     <w:tblPr>
       <w:tblStyleRowBandSize w:val="1"/>
       <w:tblStyleColBandSize w:val="1"/>
-      <w:tblCellMar>
-        <w:top w:w="100.0" w:type="dxa"/>
-        <w:left w:w="100.0" w:type="dxa"/>
-        <w:bottom w:w="100.0" w:type="dxa"/>
-        <w:right w:w="100.0" w:type="dxa"/>
-      </w:tblCellMar>
     </w:tblPr>
   </w:style>
   <w:style w:type="table" w:styleId="Table3">
@@ -7451,12 +7664,6 @@
     <w:tblPr>
       <w:tblStyleRowBandSize w:val="1"/>
       <w:tblStyleColBandSize w:val="1"/>
-      <w:tblCellMar>
-        <w:top w:w="100.0" w:type="dxa"/>
-        <w:left w:w="100.0" w:type="dxa"/>
-        <w:bottom w:w="100.0" w:type="dxa"/>
-        <w:right w:w="100.0" w:type="dxa"/>
-      </w:tblCellMar>
     </w:tblPr>
   </w:style>
   <w:style w:type="table" w:styleId="Table4">
@@ -7464,12 +7671,6 @@
     <w:tblPr>
       <w:tblStyleRowBandSize w:val="1"/>
       <w:tblStyleColBandSize w:val="1"/>
-      <w:tblCellMar>
-        <w:top w:w="100.0" w:type="dxa"/>
-        <w:left w:w="100.0" w:type="dxa"/>
-        <w:bottom w:w="100.0" w:type="dxa"/>
-        <w:right w:w="100.0" w:type="dxa"/>
-      </w:tblCellMar>
     </w:tblPr>
   </w:style>
   <w:style w:type="table" w:styleId="Table5">
@@ -7477,12 +7678,6 @@
     <w:tblPr>
       <w:tblStyleRowBandSize w:val="1"/>
       <w:tblStyleColBandSize w:val="1"/>
-      <w:tblCellMar>
-        <w:top w:w="100.0" w:type="dxa"/>
-        <w:left w:w="100.0" w:type="dxa"/>
-        <w:bottom w:w="100.0" w:type="dxa"/>
-        <w:right w:w="100.0" w:type="dxa"/>
-      </w:tblCellMar>
     </w:tblPr>
   </w:style>
   <w:style w:type="table" w:styleId="Table6">
@@ -7490,12 +7685,6 @@
     <w:tblPr>
       <w:tblStyleRowBandSize w:val="1"/>
       <w:tblStyleColBandSize w:val="1"/>
-      <w:tblCellMar>
-        <w:top w:w="100.0" w:type="dxa"/>
-        <w:left w:w="100.0" w:type="dxa"/>
-        <w:bottom w:w="100.0" w:type="dxa"/>
-        <w:right w:w="100.0" w:type="dxa"/>
-      </w:tblCellMar>
     </w:tblPr>
   </w:style>
   <w:style w:type="table" w:styleId="Table7">
@@ -7503,12 +7692,6 @@
     <w:tblPr>
       <w:tblStyleRowBandSize w:val="1"/>
       <w:tblStyleColBandSize w:val="1"/>
-      <w:tblCellMar>
-        <w:top w:w="100.0" w:type="dxa"/>
-        <w:left w:w="100.0" w:type="dxa"/>
-        <w:bottom w:w="100.0" w:type="dxa"/>
-        <w:right w:w="100.0" w:type="dxa"/>
-      </w:tblCellMar>
     </w:tblPr>
   </w:style>
   <w:style w:type="table" w:styleId="Table8">
@@ -7516,12 +7699,6 @@
     <w:tblPr>
       <w:tblStyleRowBandSize w:val="1"/>
       <w:tblStyleColBandSize w:val="1"/>
-      <w:tblCellMar>
-        <w:top w:w="100.0" w:type="dxa"/>
-        <w:left w:w="100.0" w:type="dxa"/>
-        <w:bottom w:w="100.0" w:type="dxa"/>
-        <w:right w:w="100.0" w:type="dxa"/>
-      </w:tblCellMar>
     </w:tblPr>
   </w:style>
   <w:style w:type="table" w:styleId="Table9">
@@ -7529,12 +7706,6 @@
     <w:tblPr>
       <w:tblStyleRowBandSize w:val="1"/>
       <w:tblStyleColBandSize w:val="1"/>
-      <w:tblCellMar>
-        <w:top w:w="100.0" w:type="dxa"/>
-        <w:left w:w="100.0" w:type="dxa"/>
-        <w:bottom w:w="100.0" w:type="dxa"/>
-        <w:right w:w="100.0" w:type="dxa"/>
-      </w:tblCellMar>
     </w:tblPr>
   </w:style>
   <w:style w:type="table" w:styleId="Table10">
@@ -7542,12 +7713,6 @@
     <w:tblPr>
       <w:tblStyleRowBandSize w:val="1"/>
       <w:tblStyleColBandSize w:val="1"/>
-      <w:tblCellMar>
-        <w:top w:w="100.0" w:type="dxa"/>
-        <w:left w:w="100.0" w:type="dxa"/>
-        <w:bottom w:w="100.0" w:type="dxa"/>
-        <w:right w:w="100.0" w:type="dxa"/>
-      </w:tblCellMar>
     </w:tblPr>
   </w:style>
   <w:style w:type="table" w:styleId="Table11">
@@ -7555,12 +7720,6 @@
     <w:tblPr>
       <w:tblStyleRowBandSize w:val="1"/>
       <w:tblStyleColBandSize w:val="1"/>
-      <w:tblCellMar>
-        <w:top w:w="100.0" w:type="dxa"/>
-        <w:left w:w="100.0" w:type="dxa"/>
-        <w:bottom w:w="100.0" w:type="dxa"/>
-        <w:right w:w="100.0" w:type="dxa"/>
-      </w:tblCellMar>
     </w:tblPr>
   </w:style>
   <w:style w:type="table" w:styleId="Table12">
@@ -7568,12 +7727,6 @@
     <w:tblPr>
       <w:tblStyleRowBandSize w:val="1"/>
       <w:tblStyleColBandSize w:val="1"/>
-      <w:tblCellMar>
-        <w:top w:w="100.0" w:type="dxa"/>
-        <w:left w:w="100.0" w:type="dxa"/>
-        <w:bottom w:w="100.0" w:type="dxa"/>
-        <w:right w:w="100.0" w:type="dxa"/>
-      </w:tblCellMar>
     </w:tblPr>
   </w:style>
   <w:style w:type="table" w:styleId="Table13">
@@ -7581,12 +7734,6 @@
     <w:tblPr>
       <w:tblStyleRowBandSize w:val="1"/>
       <w:tblStyleColBandSize w:val="1"/>
-      <w:tblCellMar>
-        <w:top w:w="100.0" w:type="dxa"/>
-        <w:left w:w="100.0" w:type="dxa"/>
-        <w:bottom w:w="100.0" w:type="dxa"/>
-        <w:right w:w="100.0" w:type="dxa"/>
-      </w:tblCellMar>
     </w:tblPr>
   </w:style>
   <w:style w:type="table" w:styleId="Table14">
@@ -7594,12 +7741,6 @@
     <w:tblPr>
       <w:tblStyleRowBandSize w:val="1"/>
       <w:tblStyleColBandSize w:val="1"/>
-      <w:tblCellMar>
-        <w:top w:w="100.0" w:type="dxa"/>
-        <w:left w:w="100.0" w:type="dxa"/>
-        <w:bottom w:w="100.0" w:type="dxa"/>
-        <w:right w:w="100.0" w:type="dxa"/>
-      </w:tblCellMar>
     </w:tblPr>
   </w:style>
   <w:style w:type="table" w:styleId="Table15">
@@ -7607,12 +7748,6 @@
     <w:tblPr>
       <w:tblStyleRowBandSize w:val="1"/>
       <w:tblStyleColBandSize w:val="1"/>
-      <w:tblCellMar>
-        <w:top w:w="100.0" w:type="dxa"/>
-        <w:left w:w="100.0" w:type="dxa"/>
-        <w:bottom w:w="100.0" w:type="dxa"/>
-        <w:right w:w="100.0" w:type="dxa"/>
-      </w:tblCellMar>
     </w:tblPr>
   </w:style>
   <w:style w:type="table" w:styleId="Table16">
@@ -7620,12 +7755,6 @@
     <w:tblPr>
       <w:tblStyleRowBandSize w:val="1"/>
       <w:tblStyleColBandSize w:val="1"/>
-      <w:tblCellMar>
-        <w:top w:w="100.0" w:type="dxa"/>
-        <w:left w:w="100.0" w:type="dxa"/>
-        <w:bottom w:w="100.0" w:type="dxa"/>
-        <w:right w:w="100.0" w:type="dxa"/>
-      </w:tblCellMar>
     </w:tblPr>
   </w:style>
   <w:style w:type="table" w:styleId="Table17">
@@ -7633,12 +7762,6 @@
     <w:tblPr>
       <w:tblStyleRowBandSize w:val="1"/>
       <w:tblStyleColBandSize w:val="1"/>
-      <w:tblCellMar>
-        <w:top w:w="100.0" w:type="dxa"/>
-        <w:left w:w="100.0" w:type="dxa"/>
-        <w:bottom w:w="100.0" w:type="dxa"/>
-        <w:right w:w="100.0" w:type="dxa"/>
-      </w:tblCellMar>
     </w:tblPr>
   </w:style>
   <w:style w:type="table" w:styleId="Table18">
@@ -7646,12 +7769,6 @@
     <w:tblPr>
       <w:tblStyleRowBandSize w:val="1"/>
       <w:tblStyleColBandSize w:val="1"/>
-      <w:tblCellMar>
-        <w:top w:w="100.0" w:type="dxa"/>
-        <w:left w:w="100.0" w:type="dxa"/>
-        <w:bottom w:w="100.0" w:type="dxa"/>
-        <w:right w:w="100.0" w:type="dxa"/>
-      </w:tblCellMar>
     </w:tblPr>
   </w:style>
   <w:style w:type="table" w:styleId="Table19">
@@ -7659,12 +7776,6 @@
     <w:tblPr>
       <w:tblStyleRowBandSize w:val="1"/>
       <w:tblStyleColBandSize w:val="1"/>
-      <w:tblCellMar>
-        <w:top w:w="100.0" w:type="dxa"/>
-        <w:left w:w="100.0" w:type="dxa"/>
-        <w:bottom w:w="100.0" w:type="dxa"/>
-        <w:right w:w="100.0" w:type="dxa"/>
-      </w:tblCellMar>
     </w:tblPr>
   </w:style>
   <w:style w:type="table" w:styleId="Table20">
@@ -7672,12 +7783,6 @@
     <w:tblPr>
       <w:tblStyleRowBandSize w:val="1"/>
       <w:tblStyleColBandSize w:val="1"/>
-      <w:tblCellMar>
-        <w:top w:w="100.0" w:type="dxa"/>
-        <w:left w:w="100.0" w:type="dxa"/>
-        <w:bottom w:w="100.0" w:type="dxa"/>
-        <w:right w:w="100.0" w:type="dxa"/>
-      </w:tblCellMar>
     </w:tblPr>
   </w:style>
   <w:style w:type="table" w:styleId="Table21">
@@ -7685,12 +7790,6 @@
     <w:tblPr>
       <w:tblStyleRowBandSize w:val="1"/>
       <w:tblStyleColBandSize w:val="1"/>
-      <w:tblCellMar>
-        <w:top w:w="100.0" w:type="dxa"/>
-        <w:left w:w="100.0" w:type="dxa"/>
-        <w:bottom w:w="100.0" w:type="dxa"/>
-        <w:right w:w="100.0" w:type="dxa"/>
-      </w:tblCellMar>
     </w:tblPr>
   </w:style>
   <w:style w:type="table" w:styleId="Table22">
@@ -7698,12 +7797,6 @@
     <w:tblPr>
       <w:tblStyleRowBandSize w:val="1"/>
       <w:tblStyleColBandSize w:val="1"/>
-      <w:tblCellMar>
-        <w:top w:w="100.0" w:type="dxa"/>
-        <w:left w:w="100.0" w:type="dxa"/>
-        <w:bottom w:w="100.0" w:type="dxa"/>
-        <w:right w:w="100.0" w:type="dxa"/>
-      </w:tblCellMar>
     </w:tblPr>
   </w:style>
   <w:style w:type="table" w:styleId="Table23">
@@ -7711,12 +7804,6 @@
     <w:tblPr>
       <w:tblStyleRowBandSize w:val="1"/>
       <w:tblStyleColBandSize w:val="1"/>
-      <w:tblCellMar>
-        <w:top w:w="100.0" w:type="dxa"/>
-        <w:left w:w="100.0" w:type="dxa"/>
-        <w:bottom w:w="100.0" w:type="dxa"/>
-        <w:right w:w="100.0" w:type="dxa"/>
-      </w:tblCellMar>
     </w:tblPr>
   </w:style>
   <w:style w:type="table" w:styleId="Table24">
@@ -7724,12 +7811,6 @@
     <w:tblPr>
       <w:tblStyleRowBandSize w:val="1"/>
       <w:tblStyleColBandSize w:val="1"/>
-      <w:tblCellMar>
-        <w:top w:w="100.0" w:type="dxa"/>
-        <w:left w:w="100.0" w:type="dxa"/>
-        <w:bottom w:w="100.0" w:type="dxa"/>
-        <w:right w:w="100.0" w:type="dxa"/>
-      </w:tblCellMar>
     </w:tblPr>
   </w:style>
   <w:style w:type="table" w:styleId="Table25">
@@ -7737,12 +7818,6 @@
     <w:tblPr>
       <w:tblStyleRowBandSize w:val="1"/>
       <w:tblStyleColBandSize w:val="1"/>
-      <w:tblCellMar>
-        <w:top w:w="100.0" w:type="dxa"/>
-        <w:left w:w="100.0" w:type="dxa"/>
-        <w:bottom w:w="100.0" w:type="dxa"/>
-        <w:right w:w="100.0" w:type="dxa"/>
-      </w:tblCellMar>
     </w:tblPr>
   </w:style>
   <w:style w:type="table" w:styleId="Table26">
@@ -7750,12 +7825,6 @@
     <w:tblPr>
       <w:tblStyleRowBandSize w:val="1"/>
       <w:tblStyleColBandSize w:val="1"/>
-      <w:tblCellMar>
-        <w:top w:w="100.0" w:type="dxa"/>
-        <w:left w:w="100.0" w:type="dxa"/>
-        <w:bottom w:w="100.0" w:type="dxa"/>
-        <w:right w:w="100.0" w:type="dxa"/>
-      </w:tblCellMar>
     </w:tblPr>
   </w:style>
 </w:styles>

--- a/FuentesCurso/UD 08. Introduccion a Kubernetes/UD 08.03 - Caso practico 01 - Aplicacion Flask con Kubernetes.docx
+++ b/FuentesCurso/UD 08. Introduccion a Kubernetes/UD 08.03 - Caso practico 01 - Aplicacion Flask con Kubernetes.docx
@@ -74,12 +74,12 @@
           <wp:inline distB="114300" distT="114300" distL="114300" distR="114300">
             <wp:extent cx="447675" cy="57150"/>
             <wp:effectExtent b="0" l="0" r="0" t="0"/>
-            <wp:docPr descr="short line" id="10" name="image2.png"/>
+            <wp:docPr descr="short line" id="10" name="image3.png"/>
             <a:graphic>
               <a:graphicData uri="http://schemas.openxmlformats.org/drawingml/2006/picture">
                 <pic:pic>
                   <pic:nvPicPr>
-                    <pic:cNvPr descr="short line" id="0" name="image2.png"/>
+                    <pic:cNvPr descr="short line" id="0" name="image3.png"/>
                     <pic:cNvPicPr preferRelativeResize="0"/>
                   </pic:nvPicPr>
                   <pic:blipFill>
@@ -377,12 +377,12 @@
             <wp:extent cx="922564" cy="322898"/>
             <wp:effectExtent b="0" l="0" r="0" t="0"/>
             <wp:wrapSquare wrapText="bothSides" distB="57150" distT="57150" distL="57150" distR="57150"/>
-            <wp:docPr id="8" name="image3.png"/>
+            <wp:docPr id="8" name="image6.png"/>
             <a:graphic>
               <a:graphicData uri="http://schemas.openxmlformats.org/drawingml/2006/picture">
                 <pic:pic>
                   <pic:nvPicPr>
-                    <pic:cNvPr id="0" name="image3.png"/>
+                    <pic:cNvPr id="0" name="image6.png"/>
                     <pic:cNvPicPr preferRelativeResize="0"/>
                   </pic:nvPicPr>
                   <pic:blipFill>
@@ -595,7 +595,7 @@
     </w:p>
     <w:sdt>
       <w:sdtPr>
-        <w:id w:val="-766880493"/>
+        <w:id w:val="1089846193"/>
         <w:docPartObj>
           <w:docPartGallery w:val="Table of Contents"/>
           <w:docPartUnique w:val="1"/>
@@ -1261,12 +1261,12 @@
           <wp:inline distB="114300" distT="114300" distL="114300" distR="114300">
             <wp:extent cx="5523638" cy="1614998"/>
             <wp:effectExtent b="0" l="0" r="0" t="0"/>
-            <wp:docPr id="7" name="image13.png"/>
+            <wp:docPr id="7" name="image10.png"/>
             <a:graphic>
               <a:graphicData uri="http://schemas.openxmlformats.org/drawingml/2006/picture">
                 <pic:pic>
                   <pic:nvPicPr>
-                    <pic:cNvPr id="0" name="image13.png"/>
+                    <pic:cNvPr id="0" name="image10.png"/>
                     <pic:cNvPicPr preferRelativeResize="0"/>
                   </pic:nvPicPr>
                   <pic:blipFill>
@@ -2043,12 +2043,12 @@
           <wp:inline distB="114300" distT="114300" distL="114300" distR="114300">
             <wp:extent cx="6120000" cy="1079500"/>
             <wp:effectExtent b="0" l="0" r="0" t="0"/>
-            <wp:docPr id="6" name="image17.png"/>
+            <wp:docPr id="6" name="image13.png"/>
             <a:graphic>
               <a:graphicData uri="http://schemas.openxmlformats.org/drawingml/2006/picture">
                 <pic:pic>
                   <pic:nvPicPr>
-                    <pic:cNvPr id="0" name="image17.png"/>
+                    <pic:cNvPr id="0" name="image13.png"/>
                     <pic:cNvPicPr preferRelativeResize="0"/>
                   </pic:nvPicPr>
                   <pic:blipFill>
@@ -2534,12 +2534,12 @@
           <wp:inline distB="114300" distT="114300" distL="114300" distR="114300">
             <wp:extent cx="6120000" cy="393700"/>
             <wp:effectExtent b="0" l="0" r="0" t="0"/>
-            <wp:docPr id="17" name="image8.png"/>
+            <wp:docPr id="17" name="image18.png"/>
             <a:graphic>
               <a:graphicData uri="http://schemas.openxmlformats.org/drawingml/2006/picture">
                 <pic:pic>
                   <pic:nvPicPr>
-                    <pic:cNvPr id="0" name="image8.png"/>
+                    <pic:cNvPr id="0" name="image18.png"/>
                     <pic:cNvPicPr preferRelativeResize="0"/>
                   </pic:nvPicPr>
                   <pic:blipFill>
@@ -2824,12 +2824,12 @@
           <wp:inline distB="114300" distT="114300" distL="114300" distR="114300">
             <wp:extent cx="6120000" cy="939800"/>
             <wp:effectExtent b="0" l="0" r="0" t="0"/>
-            <wp:docPr id="2" name="image7.png"/>
+            <wp:docPr id="2" name="image16.png"/>
             <a:graphic>
               <a:graphicData uri="http://schemas.openxmlformats.org/drawingml/2006/picture">
                 <pic:pic>
                   <pic:nvPicPr>
-                    <pic:cNvPr id="0" name="image7.png"/>
+                    <pic:cNvPr id="0" name="image16.png"/>
                     <pic:cNvPicPr preferRelativeResize="0"/>
                   </pic:nvPicPr>
                   <pic:blipFill>
@@ -2983,12 +2983,12 @@
           <wp:inline distB="114300" distT="114300" distL="114300" distR="114300">
             <wp:extent cx="6120000" cy="482600"/>
             <wp:effectExtent b="0" l="0" r="0" t="0"/>
-            <wp:docPr id="4" name="image5.png"/>
+            <wp:docPr id="4" name="image8.png"/>
             <a:graphic>
               <a:graphicData uri="http://schemas.openxmlformats.org/drawingml/2006/picture">
                 <pic:pic>
                   <pic:nvPicPr>
-                    <pic:cNvPr id="0" name="image5.png"/>
+                    <pic:cNvPr id="0" name="image8.png"/>
                     <pic:cNvPicPr preferRelativeResize="0"/>
                   </pic:nvPicPr>
                   <pic:blipFill>
@@ -3121,12 +3121,12 @@
           <wp:inline distB="114300" distT="114300" distL="114300" distR="114300">
             <wp:extent cx="6120000" cy="698500"/>
             <wp:effectExtent b="0" l="0" r="0" t="0"/>
-            <wp:docPr id="9" name="image12.png"/>
+            <wp:docPr id="9" name="image5.png"/>
             <a:graphic>
               <a:graphicData uri="http://schemas.openxmlformats.org/drawingml/2006/picture">
                 <pic:pic>
                   <pic:nvPicPr>
-                    <pic:cNvPr id="0" name="image12.png"/>
+                    <pic:cNvPr id="0" name="image5.png"/>
                     <pic:cNvPicPr preferRelativeResize="0"/>
                   </pic:nvPicPr>
                   <pic:blipFill>
@@ -3427,12 +3427,12 @@
           <wp:inline distB="114300" distT="114300" distL="114300" distR="114300">
             <wp:extent cx="6120000" cy="1435100"/>
             <wp:effectExtent b="0" l="0" r="0" t="0"/>
-            <wp:docPr id="5" name="image4.png"/>
+            <wp:docPr id="5" name="image7.png"/>
             <a:graphic>
               <a:graphicData uri="http://schemas.openxmlformats.org/drawingml/2006/picture">
                 <pic:pic>
                   <pic:nvPicPr>
-                    <pic:cNvPr id="0" name="image4.png"/>
+                    <pic:cNvPr id="0" name="image7.png"/>
                     <pic:cNvPicPr preferRelativeResize="0"/>
                   </pic:nvPicPr>
                   <pic:blipFill>
@@ -3500,12 +3500,12 @@
           <wp:inline distB="114300" distT="114300" distL="114300" distR="114300">
             <wp:extent cx="6120000" cy="876300"/>
             <wp:effectExtent b="0" l="0" r="0" t="0"/>
-            <wp:docPr id="3" name="image14.png"/>
+            <wp:docPr id="3" name="image15.png"/>
             <a:graphic>
               <a:graphicData uri="http://schemas.openxmlformats.org/drawingml/2006/picture">
                 <pic:pic>
                   <pic:nvPicPr>
-                    <pic:cNvPr id="0" name="image14.png"/>
+                    <pic:cNvPr id="0" name="image15.png"/>
                     <pic:cNvPicPr preferRelativeResize="0"/>
                   </pic:nvPicPr>
                   <pic:blipFill>
@@ -3702,12 +3702,12 @@
           <wp:inline distB="114300" distT="114300" distL="114300" distR="114300">
             <wp:extent cx="5105400" cy="2143125"/>
             <wp:effectExtent b="0" l="0" r="0" t="0"/>
-            <wp:docPr id="18" name="image10.png"/>
+            <wp:docPr id="18" name="image9.png"/>
             <a:graphic>
               <a:graphicData uri="http://schemas.openxmlformats.org/drawingml/2006/picture">
                 <pic:pic>
                   <pic:nvPicPr>
-                    <pic:cNvPr id="0" name="image10.png"/>
+                    <pic:cNvPr id="0" name="image9.png"/>
                     <pic:cNvPicPr preferRelativeResize="0"/>
                   </pic:nvPicPr>
                   <pic:blipFill>
@@ -3816,12 +3816,12 @@
           <wp:inline distB="114300" distT="114300" distL="114300" distR="114300">
             <wp:extent cx="6120000" cy="1358900"/>
             <wp:effectExtent b="0" l="0" r="0" t="0"/>
-            <wp:docPr id="1" name="image15.png"/>
+            <wp:docPr id="1" name="image11.png"/>
             <a:graphic>
               <a:graphicData uri="http://schemas.openxmlformats.org/drawingml/2006/picture">
                 <pic:pic>
                   <pic:nvPicPr>
-                    <pic:cNvPr id="0" name="image15.png"/>
+                    <pic:cNvPr id="0" name="image11.png"/>
                     <pic:cNvPicPr preferRelativeResize="0"/>
                   </pic:nvPicPr>
                   <pic:blipFill>
@@ -4136,12 +4136,12 @@
           <wp:inline distB="114300" distT="114300" distL="114300" distR="114300">
             <wp:extent cx="6120000" cy="1320800"/>
             <wp:effectExtent b="0" l="0" r="0" t="0"/>
-            <wp:docPr id="12" name="image6.png"/>
+            <wp:docPr id="12" name="image17.png"/>
             <a:graphic>
               <a:graphicData uri="http://schemas.openxmlformats.org/drawingml/2006/picture">
                 <pic:pic>
                   <pic:nvPicPr>
-                    <pic:cNvPr id="0" name="image6.png"/>
+                    <pic:cNvPr id="0" name="image17.png"/>
                     <pic:cNvPicPr preferRelativeResize="0"/>
                   </pic:nvPicPr>
                   <pic:blipFill>
@@ -4329,12 +4329,12 @@
           <wp:inline distB="114300" distT="114300" distL="114300" distR="114300">
             <wp:extent cx="6120000" cy="1701800"/>
             <wp:effectExtent b="0" l="0" r="0" t="0"/>
-            <wp:docPr id="15" name="image9.png"/>
+            <wp:docPr id="15" name="image14.png"/>
             <a:graphic>
               <a:graphicData uri="http://schemas.openxmlformats.org/drawingml/2006/picture">
                 <pic:pic>
                   <pic:nvPicPr>
-                    <pic:cNvPr id="0" name="image9.png"/>
+                    <pic:cNvPr id="0" name="image14.png"/>
                     <pic:cNvPicPr preferRelativeResize="0"/>
                   </pic:nvPicPr>
                   <pic:blipFill>
@@ -5575,12 +5575,12 @@
           <wp:inline distB="114300" distT="114300" distL="114300" distR="114300">
             <wp:extent cx="6120000" cy="520700"/>
             <wp:effectExtent b="0" l="0" r="0" t="0"/>
-            <wp:docPr id="13" name="image11.png"/>
+            <wp:docPr id="13" name="image4.png"/>
             <a:graphic>
               <a:graphicData uri="http://schemas.openxmlformats.org/drawingml/2006/picture">
                 <pic:pic>
                   <pic:nvPicPr>
-                    <pic:cNvPr id="0" name="image11.png"/>
+                    <pic:cNvPr id="0" name="image4.png"/>
                     <pic:cNvPicPr preferRelativeResize="0"/>
                   </pic:nvPicPr>
                   <pic:blipFill>
@@ -6174,12 +6174,12 @@
           <wp:inline distB="114300" distT="114300" distL="114300" distR="114300">
             <wp:extent cx="6120000" cy="1397000"/>
             <wp:effectExtent b="0" l="0" r="0" t="0"/>
-            <wp:docPr id="16" name="image18.png"/>
+            <wp:docPr id="16" name="image12.png"/>
             <a:graphic>
               <a:graphicData uri="http://schemas.openxmlformats.org/drawingml/2006/picture">
                 <pic:pic>
                   <pic:nvPicPr>
-                    <pic:cNvPr id="0" name="image18.png"/>
+                    <pic:cNvPr id="0" name="image12.png"/>
                     <pic:cNvPicPr preferRelativeResize="0"/>
                   </pic:nvPicPr>
                   <pic:blipFill>
@@ -6806,12 +6806,12 @@
           <wp:inline distB="114300" distT="114300" distL="114300" distR="114300">
             <wp:extent cx="6120000" cy="2959100"/>
             <wp:effectExtent b="0" l="0" r="0" t="0"/>
-            <wp:docPr id="14" name="image16.png"/>
+            <wp:docPr id="14" name="image2.png"/>
             <a:graphic>
               <a:graphicData uri="http://schemas.openxmlformats.org/drawingml/2006/picture">
                 <pic:pic>
                   <pic:nvPicPr>
-                    <pic:cNvPr id="0" name="image16.png"/>
+                    <pic:cNvPr id="0" name="image2.png"/>
                     <pic:cNvPicPr preferRelativeResize="0"/>
                   </pic:nvPicPr>
                   <pic:blipFill>
@@ -7104,7 +7104,7 @@
         <w:szCs w:val="18"/>
         <w:rtl w:val="0"/>
       </w:rPr>
-      <w:t xml:space="preserve">Curso Introducción a Docker</w:t>
+      <w:t xml:space="preserve">Curso Introducción a Docker y Kubernetes</w:t>
       <w:tab/>
       <w:tab/>
       <w:t xml:space="preserve">UD08 - Página </w:t>
